--- a/wwwroot/DocxModel/Mango_PHY/Mango_PHY_Pilling.docx
+++ b/wwwroot/DocxModel/Mango_PHY/Mango_PHY_Pilling.docx
@@ -6,7 +6,7 @@
       <w:pPr>
         <w:pStyle w:val="aa"/>
         <w:rPr>
-          <w:rFonts w:ascii="Arial" w:eastAsia="黑体" w:hAnsi="Arial" w:cs="Arial" w:hint="eastAsia"/>
+          <w:rFonts w:ascii="Arial" w:eastAsia="黑体" w:hAnsi="Arial" w:cs="Arial"/>
           <w:sz w:val="2"/>
           <w:szCs w:val="2"/>
         </w:rPr>
@@ -58,7 +58,7 @@
               <w:pStyle w:val="aa"/>
               <w:jc w:val="right"/>
               <w:rPr>
-                <w:rFonts w:ascii="Arial" w:eastAsia="黑体" w:hAnsi="Arial" w:cs="Arial" w:hint="eastAsia"/>
+                <w:rFonts w:ascii="Arial" w:eastAsia="黑体" w:hAnsi="Arial" w:cs="Arial"/>
                 <w:sz w:val="20"/>
                 <w:szCs w:val="20"/>
               </w:rPr>
@@ -95,8 +95,6 @@
                 <w:szCs w:val="18"/>
               </w:rPr>
             </w:pPr>
-            <w:bookmarkStart w:id="2" w:name="Methods"/>
-            <w:bookmarkEnd w:id="2"/>
           </w:p>
         </w:tc>
       </w:tr>
@@ -115,7 +113,7 @@
             <w:pPr>
               <w:spacing w:after="0" w:line="240" w:lineRule="auto"/>
               <w:rPr>
-                <w:rFonts w:ascii="Arial" w:eastAsia="黑体" w:hAnsi="Arial" w:cs="Arial" w:hint="eastAsia"/>
+                <w:rFonts w:ascii="Arial" w:eastAsia="黑体" w:hAnsi="Arial" w:cs="Arial"/>
                 <w:color w:val="538135" w:themeColor="accent6" w:themeShade="BF"/>
                 <w:sz w:val="16"/>
                 <w:szCs w:val="16"/>
@@ -167,16 +165,6 @@
                 <w:u w:val="single"/>
               </w:rPr>
             </w:pPr>
-            <w:bookmarkStart w:id="3" w:name="GSMTrail1"/>
-            <w:bookmarkStart w:id="4" w:name="RateTrail1"/>
-            <w:bookmarkStart w:id="5" w:name="GSMTrail2"/>
-            <w:bookmarkStart w:id="6" w:name="RateTrail2"/>
-            <w:bookmarkStart w:id="7" w:name="Rate"/>
-            <w:bookmarkEnd w:id="3"/>
-            <w:bookmarkEnd w:id="4"/>
-            <w:bookmarkEnd w:id="5"/>
-            <w:bookmarkEnd w:id="6"/>
-            <w:bookmarkEnd w:id="7"/>
             <w:r>
               <w:rPr>
                 <w:rFonts w:ascii="Arial" w:hAnsi="Arial" w:cs="Arial"/>
@@ -275,7 +263,7 @@
             <w:pPr>
               <w:spacing w:after="0" w:line="240" w:lineRule="auto"/>
               <w:rPr>
-                <w:rFonts w:ascii="Arial" w:eastAsia="黑体" w:hAnsi="Arial" w:cs="Arial" w:hint="eastAsia"/>
+                <w:rFonts w:ascii="Arial" w:eastAsia="黑体" w:hAnsi="Arial" w:cs="Arial"/>
                 <w:b/>
                 <w:bCs/>
                 <w:sz w:val="20"/>
@@ -334,20 +322,6 @@
                 <w:szCs w:val="13"/>
               </w:rPr>
             </w:pPr>
-            <w:bookmarkStart w:id="8" w:name="Sum_1"/>
-            <w:bookmarkStart w:id="9" w:name="GSMTrail1_1"/>
-            <w:bookmarkStart w:id="10" w:name="RateTrail1_1"/>
-            <w:bookmarkStart w:id="11" w:name="GSMTrail2_1"/>
-            <w:bookmarkStart w:id="12" w:name="RateTrail2_1"/>
-            <w:bookmarkStart w:id="13" w:name="MoistureRegain_1"/>
-            <w:bookmarkStart w:id="14" w:name="Rate_1"/>
-            <w:bookmarkEnd w:id="8"/>
-            <w:bookmarkEnd w:id="9"/>
-            <w:bookmarkEnd w:id="10"/>
-            <w:bookmarkEnd w:id="11"/>
-            <w:bookmarkEnd w:id="12"/>
-            <w:bookmarkEnd w:id="13"/>
-            <w:bookmarkEnd w:id="14"/>
           </w:p>
         </w:tc>
       </w:tr>
@@ -368,7 +342,7 @@
             <w:pPr>
               <w:spacing w:after="0" w:line="240" w:lineRule="auto"/>
               <w:rPr>
-                <w:rFonts w:ascii="Arial" w:eastAsia="黑体" w:hAnsi="Arial" w:cs="Arial" w:hint="eastAsia"/>
+                <w:rFonts w:ascii="Arial" w:eastAsia="黑体" w:hAnsi="Arial" w:cs="Arial"/>
                 <w:sz w:val="13"/>
                 <w:szCs w:val="13"/>
               </w:rPr>
@@ -382,20 +356,6 @@
               </w:rPr>
               <w:t>Original</w:t>
             </w:r>
-            <w:bookmarkStart w:id="15" w:name="Sum_2"/>
-            <w:bookmarkStart w:id="16" w:name="GSMTrail1_2"/>
-            <w:bookmarkStart w:id="17" w:name="RateTrail1_2"/>
-            <w:bookmarkStart w:id="18" w:name="GSMTrail2_2"/>
-            <w:bookmarkStart w:id="19" w:name="RateTrail2_2"/>
-            <w:bookmarkStart w:id="20" w:name="MoistureRegain_2"/>
-            <w:bookmarkStart w:id="21" w:name="Rate_2"/>
-            <w:bookmarkEnd w:id="15"/>
-            <w:bookmarkEnd w:id="16"/>
-            <w:bookmarkEnd w:id="17"/>
-            <w:bookmarkEnd w:id="18"/>
-            <w:bookmarkEnd w:id="19"/>
-            <w:bookmarkEnd w:id="20"/>
-            <w:bookmarkEnd w:id="21"/>
           </w:p>
         </w:tc>
       </w:tr>
@@ -419,7 +379,7 @@
             <w:pPr>
               <w:spacing w:after="0" w:line="240" w:lineRule="auto"/>
               <w:rPr>
-                <w:rFonts w:ascii="Arial" w:eastAsia="黑体" w:hAnsi="Arial" w:cs="Arial" w:hint="eastAsia"/>
+                <w:rFonts w:ascii="Arial" w:eastAsia="黑体" w:hAnsi="Arial" w:cs="Arial"/>
                 <w:color w:val="538135" w:themeColor="accent6" w:themeShade="BF"/>
               </w:rPr>
             </w:pPr>
@@ -447,11 +407,9 @@
             <w:pPr>
               <w:spacing w:after="0" w:line="240" w:lineRule="auto"/>
               <w:rPr>
-                <w:rFonts w:ascii="Arial" w:eastAsia="黑体" w:hAnsi="Arial" w:cs="Arial" w:hint="eastAsia"/>
-              </w:rPr>
-            </w:pPr>
-            <w:bookmarkStart w:id="22" w:name="Sum_3"/>
-            <w:bookmarkEnd w:id="22"/>
+                <w:rFonts w:ascii="Arial" w:eastAsia="黑体" w:hAnsi="Arial" w:cs="Arial"/>
+              </w:rPr>
+            </w:pPr>
             <w:r>
               <w:rPr>
                 <w:rFonts w:ascii="Arial" w:eastAsia="黑体" w:hAnsi="Arial" w:cs="Arial" w:hint="eastAsia"/>
@@ -479,18 +437,6 @@
                 <w:rFonts w:ascii="Arial" w:hAnsi="Arial" w:cs="Arial"/>
               </w:rPr>
             </w:pPr>
-            <w:bookmarkStart w:id="23" w:name="GSMTrail1_3"/>
-            <w:bookmarkStart w:id="24" w:name="RateTrail1_3"/>
-            <w:bookmarkStart w:id="25" w:name="GSMTrail2_3"/>
-            <w:bookmarkStart w:id="26" w:name="RateTrail2_3"/>
-            <w:bookmarkStart w:id="27" w:name="MoistureRegain_3"/>
-            <w:bookmarkStart w:id="28" w:name="Rate_3"/>
-            <w:bookmarkEnd w:id="23"/>
-            <w:bookmarkEnd w:id="24"/>
-            <w:bookmarkEnd w:id="25"/>
-            <w:bookmarkEnd w:id="26"/>
-            <w:bookmarkEnd w:id="27"/>
-            <w:bookmarkEnd w:id="28"/>
             <w:r>
               <w:rPr>
                 <w:rFonts w:ascii="Arial" w:hAnsi="Arial" w:cs="Arial"/>
@@ -547,8 +493,6 @@
                 <w:szCs w:val="18"/>
               </w:rPr>
             </w:pPr>
-            <w:bookmarkStart w:id="29" w:name="Sum_4"/>
-            <w:bookmarkEnd w:id="29"/>
           </w:p>
         </w:tc>
         <w:tc>
@@ -567,13 +511,9 @@
               <w:spacing w:after="0" w:line="240" w:lineRule="auto"/>
               <w:jc w:val="center"/>
               <w:rPr>
-                <w:rFonts w:ascii="Arial" w:eastAsia="黑体" w:hAnsi="Arial" w:cs="Arial" w:hint="eastAsia"/>
-              </w:rPr>
-            </w:pPr>
-            <w:bookmarkStart w:id="30" w:name="GSMTrail1_4"/>
-            <w:bookmarkStart w:id="31" w:name="RateTrail1_4"/>
-            <w:bookmarkEnd w:id="30"/>
-            <w:bookmarkEnd w:id="31"/>
+                <w:rFonts w:ascii="Arial" w:eastAsia="黑体" w:hAnsi="Arial" w:cs="Arial"/>
+              </w:rPr>
+            </w:pPr>
             <w:r>
               <w:rPr>
                 <w:rFonts w:ascii="Arial" w:eastAsia="黑体" w:hAnsi="Arial" w:cs="Arial" w:hint="eastAsia"/>
@@ -599,13 +539,9 @@
               <w:spacing w:after="0" w:line="240" w:lineRule="auto"/>
               <w:jc w:val="center"/>
               <w:rPr>
-                <w:rFonts w:ascii="Arial" w:eastAsia="黑体" w:hAnsi="Arial" w:cs="Arial" w:hint="eastAsia"/>
-              </w:rPr>
-            </w:pPr>
-            <w:bookmarkStart w:id="32" w:name="GSMTrail2_4"/>
-            <w:bookmarkStart w:id="33" w:name="RateTrail2_4"/>
-            <w:bookmarkEnd w:id="32"/>
-            <w:bookmarkEnd w:id="33"/>
+                <w:rFonts w:ascii="Arial" w:eastAsia="黑体" w:hAnsi="Arial" w:cs="Arial"/>
+              </w:rPr>
+            </w:pPr>
             <w:r>
               <w:rPr>
                 <w:rFonts w:ascii="Arial" w:eastAsia="黑体" w:hAnsi="Arial" w:cs="Arial" w:hint="eastAsia"/>
@@ -633,10 +569,6 @@
                 <w:rFonts w:ascii="Arial" w:eastAsia="黑体" w:hAnsi="Arial" w:cs="Arial"/>
               </w:rPr>
             </w:pPr>
-            <w:bookmarkStart w:id="34" w:name="MoistureRegain_4"/>
-            <w:bookmarkStart w:id="35" w:name="Rate_4"/>
-            <w:bookmarkEnd w:id="34"/>
-            <w:bookmarkEnd w:id="35"/>
             <w:r>
               <w:rPr>
                 <w:rFonts w:ascii="Arial" w:eastAsia="黑体" w:hAnsi="Arial" w:cs="Arial" w:hint="eastAsia"/>
@@ -693,8 +625,6 @@
                 <w:szCs w:val="18"/>
               </w:rPr>
             </w:pPr>
-            <w:bookmarkStart w:id="36" w:name="Sum_5"/>
-            <w:bookmarkEnd w:id="36"/>
           </w:p>
         </w:tc>
         <w:tc>
@@ -717,10 +647,6 @@
                 <w:szCs w:val="13"/>
               </w:rPr>
             </w:pPr>
-            <w:bookmarkStart w:id="37" w:name="GSMTrail1_5"/>
-            <w:bookmarkStart w:id="38" w:name="RateTrail1_5"/>
-            <w:bookmarkEnd w:id="37"/>
-            <w:bookmarkEnd w:id="38"/>
           </w:p>
         </w:tc>
         <w:tc>
@@ -744,10 +670,6 @@
                 <w:szCs w:val="13"/>
               </w:rPr>
             </w:pPr>
-            <w:bookmarkStart w:id="39" w:name="GSMTrail2_5"/>
-            <w:bookmarkStart w:id="40" w:name="RateTrail2_5"/>
-            <w:bookmarkEnd w:id="39"/>
-            <w:bookmarkEnd w:id="40"/>
           </w:p>
         </w:tc>
         <w:tc>
@@ -770,10 +692,6 @@
                 <w:szCs w:val="13"/>
               </w:rPr>
             </w:pPr>
-            <w:bookmarkStart w:id="41" w:name="MoistureRegain_5"/>
-            <w:bookmarkStart w:id="42" w:name="Rate_5"/>
-            <w:bookmarkEnd w:id="41"/>
-            <w:bookmarkEnd w:id="42"/>
           </w:p>
         </w:tc>
       </w:tr>
@@ -802,8 +720,6 @@
                 <w:szCs w:val="16"/>
               </w:rPr>
             </w:pPr>
-            <w:bookmarkStart w:id="43" w:name="Section_7"/>
-            <w:bookmarkEnd w:id="43"/>
           </w:p>
         </w:tc>
         <w:tc>
@@ -821,13 +737,11 @@
             <w:pPr>
               <w:spacing w:after="0" w:line="240" w:lineRule="auto"/>
               <w:rPr>
-                <w:rFonts w:ascii="Arial" w:eastAsia="黑体" w:hAnsi="Arial" w:cs="Arial" w:hint="eastAsia"/>
+                <w:rFonts w:ascii="Arial" w:eastAsia="黑体" w:hAnsi="Arial" w:cs="Arial"/>
                 <w:sz w:val="18"/>
                 <w:szCs w:val="18"/>
               </w:rPr>
             </w:pPr>
-            <w:bookmarkStart w:id="44" w:name="Sum_7"/>
-            <w:bookmarkEnd w:id="44"/>
           </w:p>
         </w:tc>
         <w:tc>
@@ -850,10 +764,6 @@
                 <w:szCs w:val="13"/>
               </w:rPr>
             </w:pPr>
-            <w:bookmarkStart w:id="45" w:name="GSMTrail1_7"/>
-            <w:bookmarkStart w:id="46" w:name="RateTrail1_7"/>
-            <w:bookmarkEnd w:id="45"/>
-            <w:bookmarkEnd w:id="46"/>
           </w:p>
         </w:tc>
         <w:tc>
@@ -877,10 +787,6 @@
                 <w:szCs w:val="13"/>
               </w:rPr>
             </w:pPr>
-            <w:bookmarkStart w:id="47" w:name="GSMTrail2_7"/>
-            <w:bookmarkStart w:id="48" w:name="RateTrail2_7"/>
-            <w:bookmarkEnd w:id="47"/>
-            <w:bookmarkEnd w:id="48"/>
           </w:p>
         </w:tc>
         <w:tc>
@@ -903,10 +809,6 @@
                 <w:szCs w:val="13"/>
               </w:rPr>
             </w:pPr>
-            <w:bookmarkStart w:id="49" w:name="MoistureRegain_7"/>
-            <w:bookmarkStart w:id="50" w:name="Rate_7"/>
-            <w:bookmarkEnd w:id="49"/>
-            <w:bookmarkEnd w:id="50"/>
           </w:p>
         </w:tc>
       </w:tr>
@@ -935,8 +837,6 @@
                 <w:szCs w:val="16"/>
               </w:rPr>
             </w:pPr>
-            <w:bookmarkStart w:id="51" w:name="Section_9"/>
-            <w:bookmarkEnd w:id="51"/>
           </w:p>
         </w:tc>
         <w:tc>
@@ -959,8 +859,6 @@
                 <w:szCs w:val="18"/>
               </w:rPr>
             </w:pPr>
-            <w:bookmarkStart w:id="52" w:name="Sum_9"/>
-            <w:bookmarkEnd w:id="52"/>
           </w:p>
         </w:tc>
         <w:tc>
@@ -983,10 +881,6 @@
                 <w:szCs w:val="13"/>
               </w:rPr>
             </w:pPr>
-            <w:bookmarkStart w:id="53" w:name="GSMTrail1_9"/>
-            <w:bookmarkStart w:id="54" w:name="RateTrail1_9"/>
-            <w:bookmarkEnd w:id="53"/>
-            <w:bookmarkEnd w:id="54"/>
           </w:p>
         </w:tc>
         <w:tc>
@@ -1010,10 +904,6 @@
                 <w:szCs w:val="13"/>
               </w:rPr>
             </w:pPr>
-            <w:bookmarkStart w:id="55" w:name="GSMTrail2_9"/>
-            <w:bookmarkStart w:id="56" w:name="RateTrail2_9"/>
-            <w:bookmarkEnd w:id="55"/>
-            <w:bookmarkEnd w:id="56"/>
           </w:p>
         </w:tc>
         <w:tc>
@@ -1036,10 +926,6 @@
                 <w:szCs w:val="13"/>
               </w:rPr>
             </w:pPr>
-            <w:bookmarkStart w:id="57" w:name="MoistureRegain_9"/>
-            <w:bookmarkStart w:id="58" w:name="Rate_9"/>
-            <w:bookmarkEnd w:id="57"/>
-            <w:bookmarkEnd w:id="58"/>
           </w:p>
         </w:tc>
       </w:tr>
@@ -1053,8 +939,6 @@
           <w:szCs w:val="18"/>
         </w:rPr>
       </w:pPr>
-      <w:bookmarkStart w:id="59" w:name="Description6"/>
-      <w:bookmarkEnd w:id="59"/>
     </w:p>
     <w:tbl>
       <w:tblPr>
@@ -1064,18 +948,19 @@
         <w:tblLook w:val="04A0" w:firstRow="1" w:lastRow="0" w:firstColumn="1" w:lastColumn="0" w:noHBand="0" w:noVBand="1"/>
       </w:tblPr>
       <w:tblGrid>
-        <w:gridCol w:w="1276"/>
-        <w:gridCol w:w="494"/>
-        <w:gridCol w:w="640"/>
         <w:gridCol w:w="1134"/>
+        <w:gridCol w:w="636"/>
+        <w:gridCol w:w="357"/>
+        <w:gridCol w:w="992"/>
+        <w:gridCol w:w="992"/>
+        <w:gridCol w:w="992"/>
+        <w:gridCol w:w="282"/>
+        <w:gridCol w:w="852"/>
+        <w:gridCol w:w="282"/>
+        <w:gridCol w:w="711"/>
         <w:gridCol w:w="1134"/>
-        <w:gridCol w:w="707"/>
-        <w:gridCol w:w="427"/>
-        <w:gridCol w:w="707"/>
-        <w:gridCol w:w="427"/>
-        <w:gridCol w:w="1087"/>
-        <w:gridCol w:w="1228"/>
-        <w:gridCol w:w="1229"/>
+        <w:gridCol w:w="992"/>
+        <w:gridCol w:w="1134"/>
       </w:tblGrid>
       <w:tr>
         <w:trPr>
@@ -1085,7 +970,7 @@
         <w:tc>
           <w:tcPr>
             <w:tcW w:w="10490" w:type="dxa"/>
-            <w:gridSpan w:val="12"/>
+            <w:gridSpan w:val="13"/>
           </w:tcPr>
           <w:p>
             <w:pPr>
@@ -1117,7 +1002,7 @@
         <w:tc>
           <w:tcPr>
             <w:tcW w:w="10490" w:type="dxa"/>
-            <w:gridSpan w:val="12"/>
+            <w:gridSpan w:val="13"/>
           </w:tcPr>
           <w:p>
             <w:pPr>
@@ -1172,7 +1057,7 @@
         <w:tc>
           <w:tcPr>
             <w:tcW w:w="3615" w:type="dxa"/>
-            <w:gridSpan w:val="4"/>
+            <w:gridSpan w:val="5"/>
           </w:tcPr>
           <w:p>
             <w:pPr>
@@ -1196,7 +1081,7 @@
             <w:pPr>
               <w:spacing w:after="0" w:line="240" w:lineRule="auto"/>
               <w:rPr>
-                <w:rFonts w:ascii="Arial" w:eastAsia="黑体" w:hAnsi="Arial" w:cs="Arial" w:hint="eastAsia"/>
+                <w:rFonts w:ascii="Arial" w:eastAsia="黑体" w:hAnsi="Arial" w:cs="Arial"/>
                 <w:b/>
                 <w:bCs/>
                 <w:sz w:val="20"/>
@@ -1243,7 +1128,7 @@
         <w:tc>
           <w:tcPr>
             <w:tcW w:w="10490" w:type="dxa"/>
-            <w:gridSpan w:val="12"/>
+            <w:gridSpan w:val="13"/>
           </w:tcPr>
           <w:p>
             <w:pPr>
@@ -1266,16 +1151,16 @@
         <w:tc>
           <w:tcPr>
             <w:tcW w:w="10490" w:type="dxa"/>
-            <w:gridSpan w:val="12"/>
-            <w:tcBorders>
-              <w:bottom w:val="single" w:sz="4" w:space="0" w:color="auto"/>
-            </w:tcBorders>
-          </w:tcPr>
-          <w:p>
-            <w:pPr>
-              <w:spacing w:after="0" w:line="240" w:lineRule="auto"/>
-              <w:rPr>
-                <w:rFonts w:ascii="Arial" w:eastAsia="黑体" w:hAnsi="Arial" w:cs="Arial" w:hint="eastAsia"/>
+            <w:gridSpan w:val="13"/>
+            <w:tcBorders>
+              <w:bottom w:val="single" w:sz="4" w:space="0" w:color="auto"/>
+            </w:tcBorders>
+          </w:tcPr>
+          <w:p>
+            <w:pPr>
+              <w:spacing w:after="0" w:line="240" w:lineRule="auto"/>
+              <w:rPr>
+                <w:rFonts w:ascii="Arial" w:eastAsia="黑体" w:hAnsi="Arial" w:cs="Arial"/>
                 <w:sz w:val="13"/>
                 <w:szCs w:val="13"/>
               </w:rPr>
@@ -1299,7 +1184,7 @@
         </w:trPr>
         <w:tc>
           <w:tcPr>
-            <w:tcW w:w="1276" w:type="dxa"/>
+            <w:tcW w:w="1134" w:type="dxa"/>
             <w:vMerge w:val="restart"/>
             <w:tcBorders>
               <w:top w:val="single" w:sz="4" w:space="0" w:color="auto"/>
@@ -1312,14 +1197,68 @@
             <w:pPr>
               <w:spacing w:after="0" w:line="240" w:lineRule="auto"/>
               <w:rPr>
+                <w:rFonts w:ascii="Arial" w:eastAsia="黑体" w:hAnsi="Arial" w:cs="Arial"/>
+              </w:rPr>
+            </w:pPr>
+            <w:r>
+              <w:rPr>
                 <w:rFonts w:ascii="Arial" w:eastAsia="黑体" w:hAnsi="Arial" w:cs="Arial" w:hint="eastAsia"/>
               </w:rPr>
+              <w:t>Sample</w:t>
+            </w:r>
+          </w:p>
+        </w:tc>
+        <w:tc>
+          <w:tcPr>
+            <w:tcW w:w="993" w:type="dxa"/>
+            <w:gridSpan w:val="2"/>
+            <w:vMerge w:val="restart"/>
+            <w:tcBorders>
+              <w:top w:val="single" w:sz="4" w:space="0" w:color="auto"/>
+              <w:left w:val="single" w:sz="4" w:space="0" w:color="auto"/>
+              <w:right w:val="single" w:sz="4" w:space="0" w:color="auto"/>
+            </w:tcBorders>
+          </w:tcPr>
+          <w:p>
+            <w:pPr>
+              <w:spacing w:after="0" w:line="240" w:lineRule="auto"/>
+              <w:jc w:val="center"/>
+              <w:rPr>
+                <w:rFonts w:ascii="Arial" w:hAnsi="Arial" w:cs="Arial"/>
+              </w:rPr>
             </w:pPr>
             <w:r>
               <w:rPr>
                 <w:rFonts w:ascii="Arial" w:eastAsia="黑体" w:hAnsi="Arial" w:cs="Arial" w:hint="eastAsia"/>
               </w:rPr>
-              <w:t>Sample</w:t>
+              <w:t>Cycle</w:t>
+            </w:r>
+          </w:p>
+        </w:tc>
+        <w:tc>
+          <w:tcPr>
+            <w:tcW w:w="2976" w:type="dxa"/>
+            <w:gridSpan w:val="3"/>
+            <w:tcBorders>
+              <w:top w:val="single" w:sz="4" w:space="0" w:color="auto"/>
+              <w:left w:val="single" w:sz="4" w:space="0" w:color="auto"/>
+              <w:bottom w:val="single" w:sz="4" w:space="0" w:color="auto"/>
+              <w:right w:val="single" w:sz="4" w:space="0" w:color="auto"/>
+            </w:tcBorders>
+          </w:tcPr>
+          <w:p>
+            <w:pPr>
+              <w:spacing w:after="0" w:line="240" w:lineRule="auto"/>
+              <w:jc w:val="center"/>
+              <w:rPr>
+                <w:rFonts w:ascii="Arial" w:hAnsi="Arial" w:cs="Arial"/>
+              </w:rPr>
+            </w:pPr>
+            <w:r>
+              <w:rPr>
+                <w:rFonts w:ascii="Arial" w:hAnsi="Arial" w:cs="Arial"/>
+              </w:rPr>
+              <w:t>Rating</w:t>
             </w:r>
           </w:p>
         </w:tc>
@@ -1346,67 +1285,40 @@
               <w:rPr>
                 <w:rFonts w:ascii="Arial" w:eastAsia="黑体" w:hAnsi="Arial" w:cs="Arial" w:hint="eastAsia"/>
               </w:rPr>
+              <w:t>Sample</w:t>
+            </w:r>
+          </w:p>
+        </w:tc>
+        <w:tc>
+          <w:tcPr>
+            <w:tcW w:w="993" w:type="dxa"/>
+            <w:gridSpan w:val="2"/>
+            <w:vMerge w:val="restart"/>
+            <w:tcBorders>
+              <w:top w:val="single" w:sz="4" w:space="0" w:color="auto"/>
+              <w:left w:val="single" w:sz="4" w:space="0" w:color="auto"/>
+              <w:right w:val="single" w:sz="4" w:space="0" w:color="auto"/>
+            </w:tcBorders>
+          </w:tcPr>
+          <w:p>
+            <w:pPr>
+              <w:spacing w:after="0" w:line="240" w:lineRule="auto"/>
+              <w:jc w:val="center"/>
+              <w:rPr>
+                <w:rFonts w:ascii="Arial" w:hAnsi="Arial" w:cs="Arial"/>
+              </w:rPr>
+            </w:pPr>
+            <w:r>
+              <w:rPr>
+                <w:rFonts w:ascii="Arial" w:eastAsia="黑体" w:hAnsi="Arial" w:cs="Arial" w:hint="eastAsia"/>
+              </w:rPr>
               <w:t>Cycle</w:t>
             </w:r>
           </w:p>
         </w:tc>
         <w:tc>
           <w:tcPr>
-            <w:tcW w:w="3402" w:type="dxa"/>
-            <w:gridSpan w:val="4"/>
-            <w:tcBorders>
-              <w:top w:val="single" w:sz="4" w:space="0" w:color="auto"/>
-              <w:left w:val="single" w:sz="4" w:space="0" w:color="auto"/>
-              <w:bottom w:val="single" w:sz="4" w:space="0" w:color="auto"/>
-              <w:right w:val="single" w:sz="4" w:space="0" w:color="auto"/>
-            </w:tcBorders>
-          </w:tcPr>
-          <w:p>
-            <w:pPr>
-              <w:spacing w:after="0" w:line="240" w:lineRule="auto"/>
-              <w:jc w:val="center"/>
-              <w:rPr>
-                <w:rFonts w:ascii="Arial" w:hAnsi="Arial" w:cs="Arial"/>
-              </w:rPr>
-            </w:pPr>
-            <w:r>
-              <w:rPr>
-                <w:rFonts w:ascii="Arial" w:hAnsi="Arial" w:cs="Arial"/>
-              </w:rPr>
-              <w:t>Rating</w:t>
-            </w:r>
-          </w:p>
-        </w:tc>
-        <w:tc>
-          <w:tcPr>
-            <w:tcW w:w="1134" w:type="dxa"/>
-            <w:gridSpan w:val="2"/>
-            <w:vMerge w:val="restart"/>
-            <w:tcBorders>
-              <w:top w:val="single" w:sz="4" w:space="0" w:color="auto"/>
-              <w:left w:val="single" w:sz="4" w:space="0" w:color="auto"/>
-              <w:right w:val="single" w:sz="4" w:space="0" w:color="auto"/>
-            </w:tcBorders>
-          </w:tcPr>
-          <w:p>
-            <w:pPr>
-              <w:spacing w:after="0" w:line="240" w:lineRule="auto"/>
-              <w:jc w:val="center"/>
-              <w:rPr>
-                <w:rFonts w:ascii="Arial" w:hAnsi="Arial" w:cs="Arial"/>
-              </w:rPr>
-            </w:pPr>
-            <w:r>
-              <w:rPr>
-                <w:rFonts w:ascii="Arial" w:eastAsia="黑体" w:hAnsi="Arial" w:cs="Arial" w:hint="eastAsia"/>
-              </w:rPr>
-              <w:t>Cycle</w:t>
-            </w:r>
-          </w:p>
-        </w:tc>
-        <w:tc>
-          <w:tcPr>
-            <w:tcW w:w="3544" w:type="dxa"/>
+            <w:tcW w:w="3260" w:type="dxa"/>
             <w:gridSpan w:val="3"/>
             <w:tcBorders>
               <w:top w:val="single" w:sz="4" w:space="0" w:color="auto"/>
@@ -1439,7 +1351,7 @@
         </w:trPr>
         <w:tc>
           <w:tcPr>
-            <w:tcW w:w="1276" w:type="dxa"/>
+            <w:tcW w:w="1134" w:type="dxa"/>
             <w:vMerge/>
             <w:tcBorders>
               <w:left w:val="single" w:sz="4" w:space="0" w:color="auto"/>
@@ -1456,6 +1368,109 @@
                 <w:szCs w:val="18"/>
               </w:rPr>
             </w:pPr>
+          </w:p>
+        </w:tc>
+        <w:tc>
+          <w:tcPr>
+            <w:tcW w:w="993" w:type="dxa"/>
+            <w:gridSpan w:val="2"/>
+            <w:vMerge/>
+            <w:tcBorders>
+              <w:left w:val="single" w:sz="4" w:space="0" w:color="auto"/>
+              <w:bottom w:val="single" w:sz="4" w:space="0" w:color="auto"/>
+              <w:right w:val="single" w:sz="4" w:space="0" w:color="auto"/>
+            </w:tcBorders>
+            <w:vAlign w:val="center"/>
+          </w:tcPr>
+          <w:p>
+            <w:pPr>
+              <w:spacing w:after="0" w:line="240" w:lineRule="auto"/>
+              <w:jc w:val="center"/>
+              <w:rPr>
+                <w:rFonts w:ascii="Arial" w:eastAsia="黑体" w:hAnsi="Arial" w:cs="Arial"/>
+              </w:rPr>
+            </w:pPr>
+          </w:p>
+        </w:tc>
+        <w:tc>
+          <w:tcPr>
+            <w:tcW w:w="992" w:type="dxa"/>
+            <w:tcBorders>
+              <w:top w:val="single" w:sz="4" w:space="0" w:color="auto"/>
+              <w:left w:val="single" w:sz="4" w:space="0" w:color="auto"/>
+              <w:bottom w:val="single" w:sz="4" w:space="0" w:color="auto"/>
+              <w:right w:val="single" w:sz="4" w:space="0" w:color="auto"/>
+            </w:tcBorders>
+            <w:vAlign w:val="center"/>
+          </w:tcPr>
+          <w:p>
+            <w:pPr>
+              <w:spacing w:after="0" w:line="240" w:lineRule="auto"/>
+              <w:jc w:val="center"/>
+              <w:rPr>
+                <w:rFonts w:ascii="Arial" w:eastAsia="黑体" w:hAnsi="Arial" w:cs="Arial"/>
+              </w:rPr>
+            </w:pPr>
+            <w:r>
+              <w:rPr>
+                <w:rFonts w:ascii="Arial" w:eastAsia="黑体" w:hAnsi="Arial" w:cs="Arial" w:hint="eastAsia"/>
+              </w:rPr>
+              <w:t>Pilling</w:t>
+            </w:r>
+          </w:p>
+        </w:tc>
+        <w:tc>
+          <w:tcPr>
+            <w:tcW w:w="992" w:type="dxa"/>
+            <w:tcBorders>
+              <w:top w:val="single" w:sz="4" w:space="0" w:color="auto"/>
+              <w:left w:val="single" w:sz="4" w:space="0" w:color="auto"/>
+              <w:bottom w:val="single" w:sz="4" w:space="0" w:color="auto"/>
+              <w:right w:val="single" w:sz="4" w:space="0" w:color="auto"/>
+            </w:tcBorders>
+            <w:vAlign w:val="center"/>
+          </w:tcPr>
+          <w:p>
+            <w:pPr>
+              <w:spacing w:after="0" w:line="240" w:lineRule="auto"/>
+              <w:jc w:val="center"/>
+              <w:rPr>
+                <w:rFonts w:ascii="Arial" w:eastAsia="黑体" w:hAnsi="Arial" w:cs="Arial"/>
+              </w:rPr>
+            </w:pPr>
+            <w:r>
+              <w:rPr>
+                <w:rFonts w:ascii="Arial" w:eastAsia="黑体" w:hAnsi="Arial" w:cs="Arial" w:hint="eastAsia"/>
+              </w:rPr>
+              <w:t>Fuzzing</w:t>
+            </w:r>
+          </w:p>
+        </w:tc>
+        <w:tc>
+          <w:tcPr>
+            <w:tcW w:w="992" w:type="dxa"/>
+            <w:tcBorders>
+              <w:top w:val="single" w:sz="4" w:space="0" w:color="auto"/>
+              <w:left w:val="single" w:sz="4" w:space="0" w:color="auto"/>
+              <w:bottom w:val="single" w:sz="4" w:space="0" w:color="auto"/>
+              <w:right w:val="single" w:sz="4" w:space="0" w:color="auto"/>
+            </w:tcBorders>
+            <w:vAlign w:val="center"/>
+          </w:tcPr>
+          <w:p>
+            <w:pPr>
+              <w:spacing w:after="0" w:line="240" w:lineRule="auto"/>
+              <w:jc w:val="center"/>
+              <w:rPr>
+                <w:rFonts w:ascii="Arial" w:eastAsia="黑体" w:hAnsi="Arial" w:cs="Arial"/>
+              </w:rPr>
+            </w:pPr>
+            <w:r>
+              <w:rPr>
+                <w:rFonts w:ascii="Arial" w:eastAsia="黑体" w:hAnsi="Arial" w:cs="Arial" w:hint="eastAsia"/>
+              </w:rPr>
+              <w:t>Matting</w:t>
+            </w:r>
           </w:p>
         </w:tc>
         <w:tc>
@@ -1475,7 +1490,29 @@
               <w:spacing w:after="0" w:line="240" w:lineRule="auto"/>
               <w:jc w:val="center"/>
               <w:rPr>
-                <w:rFonts w:ascii="Arial" w:eastAsia="黑体" w:hAnsi="Arial" w:cs="Arial" w:hint="eastAsia"/>
+                <w:rFonts w:ascii="Arial" w:eastAsia="黑体" w:hAnsi="Arial" w:cs="Arial"/>
+              </w:rPr>
+            </w:pPr>
+          </w:p>
+        </w:tc>
+        <w:tc>
+          <w:tcPr>
+            <w:tcW w:w="993" w:type="dxa"/>
+            <w:gridSpan w:val="2"/>
+            <w:vMerge/>
+            <w:tcBorders>
+              <w:left w:val="single" w:sz="4" w:space="0" w:color="auto"/>
+              <w:bottom w:val="single" w:sz="4" w:space="0" w:color="auto"/>
+              <w:right w:val="single" w:sz="4" w:space="0" w:color="auto"/>
+            </w:tcBorders>
+            <w:vAlign w:val="center"/>
+          </w:tcPr>
+          <w:p>
+            <w:pPr>
+              <w:spacing w:after="0" w:line="240" w:lineRule="auto"/>
+              <w:jc w:val="center"/>
+              <w:rPr>
+                <w:rFonts w:ascii="Arial" w:eastAsia="黑体" w:hAnsi="Arial" w:cs="Arial"/>
               </w:rPr>
             </w:pPr>
           </w:p>
@@ -1496,7 +1533,7 @@
               <w:spacing w:after="0" w:line="240" w:lineRule="auto"/>
               <w:jc w:val="center"/>
               <w:rPr>
-                <w:rFonts w:ascii="Arial" w:eastAsia="黑体" w:hAnsi="Arial" w:cs="Arial" w:hint="eastAsia"/>
+                <w:rFonts w:ascii="Arial" w:eastAsia="黑体" w:hAnsi="Arial" w:cs="Arial"/>
               </w:rPr>
             </w:pPr>
             <w:r>
@@ -1509,7 +1546,7 @@
         </w:tc>
         <w:tc>
           <w:tcPr>
-            <w:tcW w:w="1134" w:type="dxa"/>
+            <w:tcW w:w="992" w:type="dxa"/>
             <w:tcBorders>
               <w:top w:val="single" w:sz="4" w:space="0" w:color="auto"/>
               <w:left w:val="single" w:sz="4" w:space="0" w:color="auto"/>
@@ -1537,7 +1574,6 @@
         <w:tc>
           <w:tcPr>
             <w:tcW w:w="1134" w:type="dxa"/>
-            <w:gridSpan w:val="2"/>
             <w:tcBorders>
               <w:top w:val="single" w:sz="4" w:space="0" w:color="auto"/>
               <w:left w:val="single" w:sz="4" w:space="0" w:color="auto"/>
@@ -1560,6 +1596,375 @@
               </w:rPr>
               <w:t>Matting</w:t>
             </w:r>
+          </w:p>
+        </w:tc>
+      </w:tr>
+      <w:tr>
+        <w:trPr>
+          <w:trHeight w:val="310"/>
+          <w:jc w:val="center"/>
+        </w:trPr>
+        <w:tc>
+          <w:tcPr>
+            <w:tcW w:w="1134" w:type="dxa"/>
+            <w:vMerge w:val="restart"/>
+            <w:tcBorders>
+              <w:top w:val="single" w:sz="4" w:space="0" w:color="auto"/>
+              <w:left w:val="single" w:sz="4" w:space="0" w:color="auto"/>
+              <w:right w:val="single" w:sz="4" w:space="0" w:color="auto"/>
+            </w:tcBorders>
+          </w:tcPr>
+          <w:p>
+            <w:pPr>
+              <w:spacing w:after="0" w:line="240" w:lineRule="auto"/>
+              <w:jc w:val="center"/>
+              <w:rPr>
+                <w:rFonts w:ascii="Arial" w:eastAsia="黑体" w:hAnsi="Arial" w:cs="Arial"/>
+                <w:sz w:val="18"/>
+                <w:szCs w:val="18"/>
+              </w:rPr>
+            </w:pPr>
+          </w:p>
+        </w:tc>
+        <w:tc>
+          <w:tcPr>
+            <w:tcW w:w="993" w:type="dxa"/>
+            <w:gridSpan w:val="2"/>
+            <w:tcBorders>
+              <w:top w:val="single" w:sz="4" w:space="0" w:color="auto"/>
+              <w:left w:val="single" w:sz="4" w:space="0" w:color="auto"/>
+              <w:bottom w:val="single" w:sz="4" w:space="0" w:color="auto"/>
+              <w:right w:val="single" w:sz="4" w:space="0" w:color="auto"/>
+            </w:tcBorders>
+          </w:tcPr>
+          <w:p>
+            <w:pPr>
+              <w:spacing w:after="0" w:line="240" w:lineRule="auto"/>
+              <w:jc w:val="center"/>
+              <w:rPr>
+                <w:rFonts w:ascii="Arial" w:eastAsia="黑体" w:hAnsi="Arial" w:cs="Arial"/>
+                <w:sz w:val="13"/>
+                <w:szCs w:val="13"/>
+              </w:rPr>
+            </w:pPr>
+            <w:r>
+              <w:rPr>
+                <w:rFonts w:ascii="Arial" w:eastAsia="黑体" w:hAnsi="Arial" w:cs="Arial" w:hint="eastAsia"/>
+                <w:sz w:val="20"/>
+                <w:szCs w:val="20"/>
+              </w:rPr>
+              <w:t>125</w:t>
+            </w:r>
+          </w:p>
+        </w:tc>
+        <w:tc>
+          <w:tcPr>
+            <w:tcW w:w="992" w:type="dxa"/>
+            <w:tcBorders>
+              <w:top w:val="single" w:sz="4" w:space="0" w:color="auto"/>
+              <w:left w:val="single" w:sz="4" w:space="0" w:color="auto"/>
+              <w:bottom w:val="single" w:sz="4" w:space="0" w:color="auto"/>
+              <w:right w:val="single" w:sz="4" w:space="0" w:color="auto"/>
+            </w:tcBorders>
+          </w:tcPr>
+          <w:p>
+            <w:pPr>
+              <w:spacing w:after="0" w:line="240" w:lineRule="auto"/>
+              <w:jc w:val="center"/>
+              <w:rPr>
+                <w:rFonts w:ascii="Arial" w:eastAsia="黑体" w:hAnsi="Arial" w:cs="Arial"/>
+                <w:sz w:val="20"/>
+                <w:szCs w:val="20"/>
+              </w:rPr>
+            </w:pPr>
+          </w:p>
+        </w:tc>
+        <w:tc>
+          <w:tcPr>
+            <w:tcW w:w="992" w:type="dxa"/>
+            <w:tcBorders>
+              <w:top w:val="single" w:sz="4" w:space="0" w:color="auto"/>
+              <w:left w:val="single" w:sz="4" w:space="0" w:color="auto"/>
+              <w:bottom w:val="single" w:sz="4" w:space="0" w:color="auto"/>
+              <w:right w:val="single" w:sz="4" w:space="0" w:color="auto"/>
+            </w:tcBorders>
+          </w:tcPr>
+          <w:p>
+            <w:pPr>
+              <w:spacing w:after="0" w:line="240" w:lineRule="auto"/>
+              <w:jc w:val="center"/>
+              <w:rPr>
+                <w:rFonts w:ascii="Arial" w:eastAsia="黑体" w:hAnsi="Arial" w:cs="Arial"/>
+                <w:sz w:val="20"/>
+                <w:szCs w:val="20"/>
+              </w:rPr>
+            </w:pPr>
+          </w:p>
+        </w:tc>
+        <w:tc>
+          <w:tcPr>
+            <w:tcW w:w="992" w:type="dxa"/>
+            <w:tcBorders>
+              <w:top w:val="single" w:sz="4" w:space="0" w:color="auto"/>
+              <w:left w:val="single" w:sz="4" w:space="0" w:color="auto"/>
+              <w:bottom w:val="single" w:sz="4" w:space="0" w:color="auto"/>
+              <w:right w:val="single" w:sz="4" w:space="0" w:color="auto"/>
+            </w:tcBorders>
+          </w:tcPr>
+          <w:p>
+            <w:pPr>
+              <w:spacing w:after="0" w:line="240" w:lineRule="auto"/>
+              <w:jc w:val="center"/>
+              <w:rPr>
+                <w:rFonts w:ascii="Arial" w:eastAsia="黑体" w:hAnsi="Arial" w:cs="Arial"/>
+                <w:sz w:val="20"/>
+                <w:szCs w:val="20"/>
+              </w:rPr>
+            </w:pPr>
+          </w:p>
+        </w:tc>
+        <w:tc>
+          <w:tcPr>
+            <w:tcW w:w="1134" w:type="dxa"/>
+            <w:gridSpan w:val="2"/>
+            <w:vMerge w:val="restart"/>
+            <w:tcBorders>
+              <w:top w:val="single" w:sz="4" w:space="0" w:color="auto"/>
+              <w:left w:val="single" w:sz="4" w:space="0" w:color="auto"/>
+              <w:right w:val="single" w:sz="4" w:space="0" w:color="auto"/>
+            </w:tcBorders>
+          </w:tcPr>
+          <w:p>
+            <w:pPr>
+              <w:spacing w:after="0" w:line="240" w:lineRule="auto"/>
+              <w:jc w:val="center"/>
+              <w:rPr>
+                <w:rFonts w:ascii="Arial" w:eastAsia="黑体" w:hAnsi="Arial" w:cs="Arial"/>
+                <w:sz w:val="13"/>
+                <w:szCs w:val="13"/>
+              </w:rPr>
+            </w:pPr>
+          </w:p>
+        </w:tc>
+        <w:tc>
+          <w:tcPr>
+            <w:tcW w:w="993" w:type="dxa"/>
+            <w:gridSpan w:val="2"/>
+            <w:tcBorders>
+              <w:top w:val="single" w:sz="4" w:space="0" w:color="auto"/>
+              <w:left w:val="single" w:sz="4" w:space="0" w:color="auto"/>
+              <w:bottom w:val="single" w:sz="4" w:space="0" w:color="auto"/>
+              <w:right w:val="single" w:sz="4" w:space="0" w:color="auto"/>
+            </w:tcBorders>
+          </w:tcPr>
+          <w:p>
+            <w:pPr>
+              <w:spacing w:after="0" w:line="240" w:lineRule="auto"/>
+              <w:jc w:val="center"/>
+              <w:rPr>
+                <w:rFonts w:ascii="Arial" w:eastAsia="黑体" w:hAnsi="Arial" w:cs="Arial"/>
+                <w:sz w:val="13"/>
+                <w:szCs w:val="13"/>
+              </w:rPr>
+            </w:pPr>
+            <w:r>
+              <w:rPr>
+                <w:rFonts w:ascii="Arial" w:eastAsia="黑体" w:hAnsi="Arial" w:cs="Arial" w:hint="eastAsia"/>
+                <w:sz w:val="20"/>
+                <w:szCs w:val="20"/>
+              </w:rPr>
+              <w:t>125</w:t>
+            </w:r>
+          </w:p>
+        </w:tc>
+        <w:tc>
+          <w:tcPr>
+            <w:tcW w:w="1134" w:type="dxa"/>
+            <w:tcBorders>
+              <w:top w:val="single" w:sz="4" w:space="0" w:color="auto"/>
+              <w:left w:val="single" w:sz="4" w:space="0" w:color="auto"/>
+              <w:bottom w:val="single" w:sz="4" w:space="0" w:color="auto"/>
+              <w:right w:val="single" w:sz="4" w:space="0" w:color="auto"/>
+            </w:tcBorders>
+          </w:tcPr>
+          <w:p>
+            <w:pPr>
+              <w:spacing w:after="0" w:line="240" w:lineRule="auto"/>
+              <w:jc w:val="center"/>
+              <w:rPr>
+                <w:rFonts w:ascii="Arial" w:eastAsia="黑体" w:hAnsi="Arial" w:cs="Arial"/>
+                <w:sz w:val="20"/>
+                <w:szCs w:val="20"/>
+              </w:rPr>
+            </w:pPr>
+          </w:p>
+        </w:tc>
+        <w:tc>
+          <w:tcPr>
+            <w:tcW w:w="992" w:type="dxa"/>
+            <w:tcBorders>
+              <w:top w:val="single" w:sz="4" w:space="0" w:color="auto"/>
+              <w:left w:val="single" w:sz="4" w:space="0" w:color="auto"/>
+              <w:bottom w:val="single" w:sz="4" w:space="0" w:color="auto"/>
+              <w:right w:val="single" w:sz="4" w:space="0" w:color="auto"/>
+            </w:tcBorders>
+          </w:tcPr>
+          <w:p>
+            <w:pPr>
+              <w:spacing w:after="0" w:line="240" w:lineRule="auto"/>
+              <w:jc w:val="center"/>
+              <w:rPr>
+                <w:rFonts w:ascii="Arial" w:eastAsia="黑体" w:hAnsi="Arial" w:cs="Arial"/>
+                <w:sz w:val="20"/>
+                <w:szCs w:val="20"/>
+              </w:rPr>
+            </w:pPr>
+          </w:p>
+        </w:tc>
+        <w:tc>
+          <w:tcPr>
+            <w:tcW w:w="1134" w:type="dxa"/>
+            <w:tcBorders>
+              <w:top w:val="single" w:sz="4" w:space="0" w:color="auto"/>
+              <w:left w:val="single" w:sz="4" w:space="0" w:color="auto"/>
+              <w:bottom w:val="single" w:sz="4" w:space="0" w:color="auto"/>
+              <w:right w:val="single" w:sz="4" w:space="0" w:color="auto"/>
+            </w:tcBorders>
+          </w:tcPr>
+          <w:p>
+            <w:pPr>
+              <w:spacing w:after="0" w:line="240" w:lineRule="auto"/>
+              <w:jc w:val="center"/>
+              <w:rPr>
+                <w:rFonts w:ascii="Arial" w:eastAsia="黑体" w:hAnsi="Arial" w:cs="Arial"/>
+                <w:sz w:val="20"/>
+                <w:szCs w:val="20"/>
+              </w:rPr>
+            </w:pPr>
+          </w:p>
+        </w:tc>
+      </w:tr>
+      <w:tr>
+        <w:trPr>
+          <w:trHeight w:val="272"/>
+          <w:jc w:val="center"/>
+        </w:trPr>
+        <w:tc>
+          <w:tcPr>
+            <w:tcW w:w="1134" w:type="dxa"/>
+            <w:vMerge/>
+            <w:tcBorders>
+              <w:left w:val="single" w:sz="4" w:space="0" w:color="auto"/>
+              <w:right w:val="single" w:sz="4" w:space="0" w:color="auto"/>
+            </w:tcBorders>
+          </w:tcPr>
+          <w:p>
+            <w:pPr>
+              <w:spacing w:after="0" w:line="240" w:lineRule="auto"/>
+              <w:jc w:val="center"/>
+              <w:rPr>
+                <w:rFonts w:ascii="Arial" w:eastAsia="黑体" w:hAnsi="Arial" w:cs="Arial"/>
+                <w:sz w:val="18"/>
+                <w:szCs w:val="18"/>
+              </w:rPr>
+            </w:pPr>
+          </w:p>
+        </w:tc>
+        <w:tc>
+          <w:tcPr>
+            <w:tcW w:w="993" w:type="dxa"/>
+            <w:gridSpan w:val="2"/>
+            <w:tcBorders>
+              <w:top w:val="single" w:sz="4" w:space="0" w:color="auto"/>
+              <w:left w:val="single" w:sz="4" w:space="0" w:color="auto"/>
+              <w:bottom w:val="single" w:sz="4" w:space="0" w:color="auto"/>
+              <w:right w:val="single" w:sz="4" w:space="0" w:color="auto"/>
+            </w:tcBorders>
+          </w:tcPr>
+          <w:p>
+            <w:pPr>
+              <w:spacing w:after="0" w:line="240" w:lineRule="auto"/>
+              <w:jc w:val="center"/>
+              <w:rPr>
+                <w:rFonts w:ascii="Arial" w:eastAsia="黑体" w:hAnsi="Arial" w:cs="Arial"/>
+                <w:sz w:val="13"/>
+                <w:szCs w:val="13"/>
+              </w:rPr>
+            </w:pPr>
+            <w:r>
+              <w:rPr>
+                <w:rFonts w:ascii="Arial" w:eastAsia="黑体" w:hAnsi="Arial" w:cs="Arial" w:hint="eastAsia"/>
+                <w:sz w:val="20"/>
+                <w:szCs w:val="20"/>
+              </w:rPr>
+              <w:t>500</w:t>
+            </w:r>
+          </w:p>
+        </w:tc>
+        <w:tc>
+          <w:tcPr>
+            <w:tcW w:w="992" w:type="dxa"/>
+            <w:tcBorders>
+              <w:top w:val="single" w:sz="4" w:space="0" w:color="auto"/>
+              <w:left w:val="single" w:sz="4" w:space="0" w:color="auto"/>
+              <w:bottom w:val="single" w:sz="4" w:space="0" w:color="auto"/>
+              <w:right w:val="single" w:sz="4" w:space="0" w:color="auto"/>
+            </w:tcBorders>
+          </w:tcPr>
+          <w:p>
+            <w:pPr>
+              <w:spacing w:after="0" w:line="240" w:lineRule="auto"/>
+              <w:jc w:val="center"/>
+              <w:rPr>
+                <w:rFonts w:ascii="Arial" w:eastAsia="黑体" w:hAnsi="Arial" w:cs="Arial"/>
+                <w:sz w:val="20"/>
+                <w:szCs w:val="20"/>
+              </w:rPr>
+            </w:pPr>
+          </w:p>
+        </w:tc>
+        <w:tc>
+          <w:tcPr>
+            <w:tcW w:w="992" w:type="dxa"/>
+            <w:tcBorders>
+              <w:top w:val="single" w:sz="4" w:space="0" w:color="auto"/>
+              <w:left w:val="single" w:sz="4" w:space="0" w:color="auto"/>
+              <w:bottom w:val="single" w:sz="4" w:space="0" w:color="auto"/>
+              <w:right w:val="single" w:sz="4" w:space="0" w:color="auto"/>
+            </w:tcBorders>
+          </w:tcPr>
+          <w:p>
+            <w:pPr>
+              <w:spacing w:after="0" w:line="240" w:lineRule="auto"/>
+              <w:jc w:val="center"/>
+              <w:rPr>
+                <w:rFonts w:ascii="Arial" w:eastAsia="黑体" w:hAnsi="Arial" w:cs="Arial"/>
+                <w:sz w:val="20"/>
+                <w:szCs w:val="20"/>
+              </w:rPr>
+            </w:pPr>
+          </w:p>
+        </w:tc>
+        <w:tc>
+          <w:tcPr>
+            <w:tcW w:w="992" w:type="dxa"/>
+            <w:tcBorders>
+              <w:top w:val="single" w:sz="4" w:space="0" w:color="auto"/>
+              <w:left w:val="single" w:sz="4" w:space="0" w:color="auto"/>
+              <w:bottom w:val="single" w:sz="4" w:space="0" w:color="auto"/>
+              <w:right w:val="single" w:sz="4" w:space="0" w:color="auto"/>
+            </w:tcBorders>
+          </w:tcPr>
+          <w:p>
+            <w:pPr>
+              <w:spacing w:after="0" w:line="240" w:lineRule="auto"/>
+              <w:jc w:val="center"/>
+              <w:rPr>
+                <w:rFonts w:ascii="Arial" w:eastAsia="黑体" w:hAnsi="Arial" w:cs="Arial"/>
+                <w:sz w:val="20"/>
+                <w:szCs w:val="20"/>
+              </w:rPr>
+            </w:pPr>
           </w:p>
         </w:tc>
         <w:tc>
@@ -1569,114 +1974,129 @@
             <w:vMerge/>
             <w:tcBorders>
               <w:left w:val="single" w:sz="4" w:space="0" w:color="auto"/>
-              <w:bottom w:val="single" w:sz="4" w:space="0" w:color="auto"/>
-              <w:right w:val="single" w:sz="4" w:space="0" w:color="auto"/>
-            </w:tcBorders>
-            <w:vAlign w:val="center"/>
-          </w:tcPr>
-          <w:p>
-            <w:pPr>
-              <w:spacing w:after="0" w:line="240" w:lineRule="auto"/>
-              <w:jc w:val="center"/>
-              <w:rPr>
-                <w:rFonts w:ascii="Arial" w:eastAsia="黑体" w:hAnsi="Arial" w:cs="Arial"/>
-              </w:rPr>
-            </w:pPr>
-          </w:p>
-        </w:tc>
-        <w:tc>
-          <w:tcPr>
-            <w:tcW w:w="1087" w:type="dxa"/>
-            <w:tcBorders>
-              <w:top w:val="single" w:sz="4" w:space="0" w:color="auto"/>
-              <w:left w:val="single" w:sz="4" w:space="0" w:color="auto"/>
-              <w:bottom w:val="single" w:sz="4" w:space="0" w:color="auto"/>
-              <w:right w:val="single" w:sz="4" w:space="0" w:color="auto"/>
-            </w:tcBorders>
-            <w:vAlign w:val="center"/>
-          </w:tcPr>
-          <w:p>
-            <w:pPr>
-              <w:spacing w:after="0" w:line="240" w:lineRule="auto"/>
-              <w:jc w:val="center"/>
-              <w:rPr>
-                <w:rFonts w:ascii="Arial" w:eastAsia="黑体" w:hAnsi="Arial" w:cs="Arial"/>
+              <w:right w:val="single" w:sz="4" w:space="0" w:color="auto"/>
+            </w:tcBorders>
+          </w:tcPr>
+          <w:p>
+            <w:pPr>
+              <w:spacing w:after="0" w:line="240" w:lineRule="auto"/>
+              <w:jc w:val="center"/>
+              <w:rPr>
+                <w:rFonts w:ascii="Arial" w:eastAsia="黑体" w:hAnsi="Arial" w:cs="Arial"/>
+                <w:sz w:val="13"/>
+                <w:szCs w:val="13"/>
+              </w:rPr>
+            </w:pPr>
+          </w:p>
+        </w:tc>
+        <w:tc>
+          <w:tcPr>
+            <w:tcW w:w="993" w:type="dxa"/>
+            <w:gridSpan w:val="2"/>
+            <w:tcBorders>
+              <w:top w:val="single" w:sz="4" w:space="0" w:color="auto"/>
+              <w:left w:val="single" w:sz="4" w:space="0" w:color="auto"/>
+              <w:bottom w:val="single" w:sz="4" w:space="0" w:color="auto"/>
+              <w:right w:val="single" w:sz="4" w:space="0" w:color="auto"/>
+            </w:tcBorders>
+          </w:tcPr>
+          <w:p>
+            <w:pPr>
+              <w:spacing w:after="0" w:line="240" w:lineRule="auto"/>
+              <w:jc w:val="center"/>
+              <w:rPr>
+                <w:rFonts w:ascii="Arial" w:eastAsia="黑体" w:hAnsi="Arial" w:cs="Arial"/>
+                <w:sz w:val="13"/>
+                <w:szCs w:val="13"/>
               </w:rPr>
             </w:pPr>
             <w:r>
               <w:rPr>
                 <w:rFonts w:ascii="Arial" w:eastAsia="黑体" w:hAnsi="Arial" w:cs="Arial" w:hint="eastAsia"/>
-              </w:rPr>
-              <w:t>Pilling</w:t>
+                <w:sz w:val="20"/>
+                <w:szCs w:val="20"/>
+              </w:rPr>
+              <w:t>500</w:t>
             </w:r>
           </w:p>
         </w:tc>
         <w:tc>
           <w:tcPr>
-            <w:tcW w:w="1228" w:type="dxa"/>
-            <w:tcBorders>
-              <w:top w:val="single" w:sz="4" w:space="0" w:color="auto"/>
-              <w:left w:val="single" w:sz="4" w:space="0" w:color="auto"/>
-              <w:bottom w:val="single" w:sz="4" w:space="0" w:color="auto"/>
-              <w:right w:val="single" w:sz="4" w:space="0" w:color="auto"/>
-            </w:tcBorders>
-            <w:vAlign w:val="center"/>
-          </w:tcPr>
-          <w:p>
-            <w:pPr>
-              <w:spacing w:after="0" w:line="240" w:lineRule="auto"/>
-              <w:jc w:val="center"/>
-              <w:rPr>
-                <w:rFonts w:ascii="Arial" w:eastAsia="黑体" w:hAnsi="Arial" w:cs="Arial"/>
-              </w:rPr>
-            </w:pPr>
-            <w:r>
-              <w:rPr>
-                <w:rFonts w:ascii="Arial" w:eastAsia="黑体" w:hAnsi="Arial" w:cs="Arial" w:hint="eastAsia"/>
-              </w:rPr>
-              <w:t>Fuzzing</w:t>
-            </w:r>
-          </w:p>
-        </w:tc>
-        <w:tc>
-          <w:tcPr>
-            <w:tcW w:w="1229" w:type="dxa"/>
-            <w:tcBorders>
-              <w:top w:val="single" w:sz="4" w:space="0" w:color="auto"/>
-              <w:left w:val="single" w:sz="4" w:space="0" w:color="auto"/>
-              <w:bottom w:val="single" w:sz="4" w:space="0" w:color="auto"/>
-              <w:right w:val="single" w:sz="4" w:space="0" w:color="auto"/>
-            </w:tcBorders>
-            <w:vAlign w:val="center"/>
-          </w:tcPr>
-          <w:p>
-            <w:pPr>
-              <w:spacing w:after="0" w:line="240" w:lineRule="auto"/>
-              <w:jc w:val="center"/>
-              <w:rPr>
-                <w:rFonts w:ascii="Arial" w:eastAsia="黑体" w:hAnsi="Arial" w:cs="Arial"/>
-              </w:rPr>
-            </w:pPr>
-            <w:r>
-              <w:rPr>
-                <w:rFonts w:ascii="Arial" w:eastAsia="黑体" w:hAnsi="Arial" w:cs="Arial" w:hint="eastAsia"/>
-              </w:rPr>
-              <w:t>Matting</w:t>
-            </w:r>
+            <w:tcW w:w="1134" w:type="dxa"/>
+            <w:tcBorders>
+              <w:top w:val="single" w:sz="4" w:space="0" w:color="auto"/>
+              <w:left w:val="single" w:sz="4" w:space="0" w:color="auto"/>
+              <w:bottom w:val="single" w:sz="4" w:space="0" w:color="auto"/>
+              <w:right w:val="single" w:sz="4" w:space="0" w:color="auto"/>
+            </w:tcBorders>
+          </w:tcPr>
+          <w:p>
+            <w:pPr>
+              <w:spacing w:after="0" w:line="240" w:lineRule="auto"/>
+              <w:jc w:val="center"/>
+              <w:rPr>
+                <w:rFonts w:ascii="Arial" w:eastAsia="黑体" w:hAnsi="Arial" w:cs="Arial"/>
+                <w:sz w:val="20"/>
+                <w:szCs w:val="20"/>
+              </w:rPr>
+            </w:pPr>
+          </w:p>
+        </w:tc>
+        <w:tc>
+          <w:tcPr>
+            <w:tcW w:w="992" w:type="dxa"/>
+            <w:tcBorders>
+              <w:top w:val="single" w:sz="4" w:space="0" w:color="auto"/>
+              <w:left w:val="single" w:sz="4" w:space="0" w:color="auto"/>
+              <w:bottom w:val="single" w:sz="4" w:space="0" w:color="auto"/>
+              <w:right w:val="single" w:sz="4" w:space="0" w:color="auto"/>
+            </w:tcBorders>
+          </w:tcPr>
+          <w:p>
+            <w:pPr>
+              <w:spacing w:after="0" w:line="240" w:lineRule="auto"/>
+              <w:jc w:val="center"/>
+              <w:rPr>
+                <w:rFonts w:ascii="Arial" w:eastAsia="黑体" w:hAnsi="Arial" w:cs="Arial"/>
+                <w:sz w:val="20"/>
+                <w:szCs w:val="20"/>
+              </w:rPr>
+            </w:pPr>
+          </w:p>
+        </w:tc>
+        <w:tc>
+          <w:tcPr>
+            <w:tcW w:w="1134" w:type="dxa"/>
+            <w:tcBorders>
+              <w:top w:val="single" w:sz="4" w:space="0" w:color="auto"/>
+              <w:left w:val="single" w:sz="4" w:space="0" w:color="auto"/>
+              <w:bottom w:val="single" w:sz="4" w:space="0" w:color="auto"/>
+              <w:right w:val="single" w:sz="4" w:space="0" w:color="auto"/>
+            </w:tcBorders>
+          </w:tcPr>
+          <w:p>
+            <w:pPr>
+              <w:spacing w:after="0" w:line="240" w:lineRule="auto"/>
+              <w:jc w:val="center"/>
+              <w:rPr>
+                <w:rFonts w:ascii="Arial" w:eastAsia="黑体" w:hAnsi="Arial" w:cs="Arial"/>
+                <w:sz w:val="20"/>
+                <w:szCs w:val="20"/>
+              </w:rPr>
+            </w:pPr>
           </w:p>
         </w:tc>
       </w:tr>
       <w:tr>
         <w:trPr>
-          <w:trHeight w:val="424"/>
+          <w:trHeight w:val="276"/>
           <w:jc w:val="center"/>
         </w:trPr>
         <w:tc>
           <w:tcPr>
-            <w:tcW w:w="1276" w:type="dxa"/>
-            <w:vMerge w:val="restart"/>
-            <w:tcBorders>
-              <w:top w:val="single" w:sz="4" w:space="0" w:color="auto"/>
+            <w:tcW w:w="1134" w:type="dxa"/>
+            <w:vMerge/>
+            <w:tcBorders>
               <w:left w:val="single" w:sz="4" w:space="0" w:color="auto"/>
               <w:right w:val="single" w:sz="4" w:space="0" w:color="auto"/>
             </w:tcBorders>
@@ -1695,7 +2115,7 @@
         </w:tc>
         <w:tc>
           <w:tcPr>
-            <w:tcW w:w="1134" w:type="dxa"/>
+            <w:tcW w:w="993" w:type="dxa"/>
             <w:gridSpan w:val="2"/>
             <w:tcBorders>
               <w:top w:val="single" w:sz="4" w:space="0" w:color="auto"/>
@@ -1720,13 +2140,13 @@
                 <w:sz w:val="20"/>
                 <w:szCs w:val="20"/>
               </w:rPr>
-              <w:t>125</w:t>
+              <w:t>1000</w:t>
             </w:r>
           </w:p>
         </w:tc>
         <w:tc>
           <w:tcPr>
-            <w:tcW w:w="1134" w:type="dxa"/>
+            <w:tcW w:w="992" w:type="dxa"/>
             <w:tcBorders>
               <w:top w:val="single" w:sz="4" w:space="0" w:color="auto"/>
               <w:left w:val="single" w:sz="4" w:space="0" w:color="auto"/>
@@ -1748,7 +2168,7 @@
         </w:tc>
         <w:tc>
           <w:tcPr>
-            <w:tcW w:w="1134" w:type="dxa"/>
+            <w:tcW w:w="992" w:type="dxa"/>
             <w:tcBorders>
               <w:top w:val="single" w:sz="4" w:space="0" w:color="auto"/>
               <w:left w:val="single" w:sz="4" w:space="0" w:color="auto"/>
@@ -1770,30 +2190,51 @@
         </w:tc>
         <w:tc>
           <w:tcPr>
+            <w:tcW w:w="992" w:type="dxa"/>
+            <w:tcBorders>
+              <w:top w:val="single" w:sz="4" w:space="0" w:color="auto"/>
+              <w:left w:val="single" w:sz="4" w:space="0" w:color="auto"/>
+              <w:bottom w:val="single" w:sz="4" w:space="0" w:color="auto"/>
+              <w:right w:val="single" w:sz="4" w:space="0" w:color="auto"/>
+            </w:tcBorders>
+          </w:tcPr>
+          <w:p>
+            <w:pPr>
+              <w:spacing w:after="0" w:line="240" w:lineRule="auto"/>
+              <w:jc w:val="center"/>
+              <w:rPr>
+                <w:rFonts w:ascii="Arial" w:eastAsia="黑体" w:hAnsi="Arial" w:cs="Arial"/>
+                <w:sz w:val="20"/>
+                <w:szCs w:val="20"/>
+              </w:rPr>
+            </w:pPr>
+          </w:p>
+        </w:tc>
+        <w:tc>
+          <w:tcPr>
             <w:tcW w:w="1134" w:type="dxa"/>
             <w:gridSpan w:val="2"/>
-            <w:tcBorders>
-              <w:top w:val="single" w:sz="4" w:space="0" w:color="auto"/>
-              <w:left w:val="single" w:sz="4" w:space="0" w:color="auto"/>
-              <w:bottom w:val="single" w:sz="4" w:space="0" w:color="auto"/>
-              <w:right w:val="single" w:sz="4" w:space="0" w:color="auto"/>
-            </w:tcBorders>
-          </w:tcPr>
-          <w:p>
-            <w:pPr>
-              <w:spacing w:after="0" w:line="240" w:lineRule="auto"/>
-              <w:jc w:val="center"/>
-              <w:rPr>
-                <w:rFonts w:ascii="Arial" w:eastAsia="黑体" w:hAnsi="Arial" w:cs="Arial"/>
-                <w:sz w:val="20"/>
-                <w:szCs w:val="20"/>
-              </w:rPr>
-            </w:pPr>
-          </w:p>
-        </w:tc>
-        <w:tc>
-          <w:tcPr>
-            <w:tcW w:w="1134" w:type="dxa"/>
+            <w:vMerge/>
+            <w:tcBorders>
+              <w:left w:val="single" w:sz="4" w:space="0" w:color="auto"/>
+              <w:right w:val="single" w:sz="4" w:space="0" w:color="auto"/>
+            </w:tcBorders>
+          </w:tcPr>
+          <w:p>
+            <w:pPr>
+              <w:spacing w:after="0" w:line="240" w:lineRule="auto"/>
+              <w:jc w:val="center"/>
+              <w:rPr>
+                <w:rFonts w:ascii="Arial" w:eastAsia="黑体" w:hAnsi="Arial" w:cs="Arial"/>
+                <w:sz w:val="13"/>
+                <w:szCs w:val="13"/>
+              </w:rPr>
+            </w:pPr>
+          </w:p>
+        </w:tc>
+        <w:tc>
+          <w:tcPr>
+            <w:tcW w:w="993" w:type="dxa"/>
             <w:gridSpan w:val="2"/>
             <w:tcBorders>
               <w:top w:val="single" w:sz="4" w:space="0" w:color="auto"/>
@@ -1818,13 +2259,13 @@
                 <w:sz w:val="20"/>
                 <w:szCs w:val="20"/>
               </w:rPr>
-              <w:t>2000</w:t>
+              <w:t>1000</w:t>
             </w:r>
           </w:p>
         </w:tc>
         <w:tc>
           <w:tcPr>
-            <w:tcW w:w="1087" w:type="dxa"/>
+            <w:tcW w:w="1134" w:type="dxa"/>
             <w:tcBorders>
               <w:top w:val="single" w:sz="4" w:space="0" w:color="auto"/>
               <w:left w:val="single" w:sz="4" w:space="0" w:color="auto"/>
@@ -1846,7 +2287,7 @@
         </w:tc>
         <w:tc>
           <w:tcPr>
-            <w:tcW w:w="1228" w:type="dxa"/>
+            <w:tcW w:w="992" w:type="dxa"/>
             <w:tcBorders>
               <w:top w:val="single" w:sz="4" w:space="0" w:color="auto"/>
               <w:left w:val="single" w:sz="4" w:space="0" w:color="auto"/>
@@ -1868,7 +2309,7 @@
         </w:tc>
         <w:tc>
           <w:tcPr>
-            <w:tcW w:w="1229" w:type="dxa"/>
+            <w:tcW w:w="1134" w:type="dxa"/>
             <w:tcBorders>
               <w:top w:val="single" w:sz="4" w:space="0" w:color="auto"/>
               <w:left w:val="single" w:sz="4" w:space="0" w:color="auto"/>
@@ -1891,12 +2332,12 @@
       </w:tr>
       <w:tr>
         <w:trPr>
-          <w:trHeight w:val="424"/>
+          <w:trHeight w:val="280"/>
           <w:jc w:val="center"/>
         </w:trPr>
         <w:tc>
           <w:tcPr>
-            <w:tcW w:w="1276" w:type="dxa"/>
+            <w:tcW w:w="1134" w:type="dxa"/>
             <w:vMerge/>
             <w:tcBorders>
               <w:left w:val="single" w:sz="4" w:space="0" w:color="auto"/>
@@ -1908,7 +2349,7 @@
               <w:spacing w:after="0" w:line="240" w:lineRule="auto"/>
               <w:jc w:val="center"/>
               <w:rPr>
-                <w:rFonts w:ascii="Arial" w:eastAsia="黑体" w:hAnsi="Arial" w:cs="Arial" w:hint="eastAsia"/>
+                <w:rFonts w:ascii="Arial" w:eastAsia="黑体" w:hAnsi="Arial" w:cs="Arial"/>
                 <w:sz w:val="18"/>
                 <w:szCs w:val="18"/>
               </w:rPr>
@@ -1917,7 +2358,7 @@
         </w:tc>
         <w:tc>
           <w:tcPr>
-            <w:tcW w:w="1134" w:type="dxa"/>
+            <w:tcW w:w="993" w:type="dxa"/>
             <w:gridSpan w:val="2"/>
             <w:tcBorders>
               <w:top w:val="single" w:sz="4" w:space="0" w:color="auto"/>
@@ -1930,109 +2371,11 @@
             <w:pPr>
               <w:spacing w:after="0" w:line="240" w:lineRule="auto"/>
               <w:jc w:val="center"/>
-              <w:rPr>
-                <w:rFonts w:ascii="Arial" w:eastAsia="黑体" w:hAnsi="Arial" w:cs="Arial"/>
-                <w:sz w:val="13"/>
-                <w:szCs w:val="13"/>
-              </w:rPr>
-            </w:pPr>
-            <w:r>
               <w:rPr>
                 <w:rFonts w:ascii="Arial" w:eastAsia="黑体" w:hAnsi="Arial" w:cs="Arial" w:hint="eastAsia"/>
                 <w:sz w:val="20"/>
                 <w:szCs w:val="20"/>
               </w:rPr>
-              <w:t>500</w:t>
-            </w:r>
-          </w:p>
-        </w:tc>
-        <w:tc>
-          <w:tcPr>
-            <w:tcW w:w="1134" w:type="dxa"/>
-            <w:tcBorders>
-              <w:top w:val="single" w:sz="4" w:space="0" w:color="auto"/>
-              <w:left w:val="single" w:sz="4" w:space="0" w:color="auto"/>
-              <w:bottom w:val="single" w:sz="4" w:space="0" w:color="auto"/>
-              <w:right w:val="single" w:sz="4" w:space="0" w:color="auto"/>
-            </w:tcBorders>
-          </w:tcPr>
-          <w:p>
-            <w:pPr>
-              <w:spacing w:after="0" w:line="240" w:lineRule="auto"/>
-              <w:jc w:val="center"/>
-              <w:rPr>
-                <w:rFonts w:ascii="Arial" w:eastAsia="黑体" w:hAnsi="Arial" w:cs="Arial"/>
-                <w:sz w:val="20"/>
-                <w:szCs w:val="20"/>
-              </w:rPr>
-            </w:pPr>
-          </w:p>
-        </w:tc>
-        <w:tc>
-          <w:tcPr>
-            <w:tcW w:w="1134" w:type="dxa"/>
-            <w:tcBorders>
-              <w:top w:val="single" w:sz="4" w:space="0" w:color="auto"/>
-              <w:left w:val="single" w:sz="4" w:space="0" w:color="auto"/>
-              <w:bottom w:val="single" w:sz="4" w:space="0" w:color="auto"/>
-              <w:right w:val="single" w:sz="4" w:space="0" w:color="auto"/>
-            </w:tcBorders>
-          </w:tcPr>
-          <w:p>
-            <w:pPr>
-              <w:spacing w:after="0" w:line="240" w:lineRule="auto"/>
-              <w:jc w:val="center"/>
-              <w:rPr>
-                <w:rFonts w:ascii="Arial" w:eastAsia="黑体" w:hAnsi="Arial" w:cs="Arial"/>
-                <w:sz w:val="20"/>
-                <w:szCs w:val="20"/>
-              </w:rPr>
-            </w:pPr>
-          </w:p>
-        </w:tc>
-        <w:tc>
-          <w:tcPr>
-            <w:tcW w:w="1134" w:type="dxa"/>
-            <w:gridSpan w:val="2"/>
-            <w:tcBorders>
-              <w:top w:val="single" w:sz="4" w:space="0" w:color="auto"/>
-              <w:left w:val="single" w:sz="4" w:space="0" w:color="auto"/>
-              <w:bottom w:val="single" w:sz="4" w:space="0" w:color="auto"/>
-              <w:right w:val="single" w:sz="4" w:space="0" w:color="auto"/>
-            </w:tcBorders>
-          </w:tcPr>
-          <w:p>
-            <w:pPr>
-              <w:spacing w:after="0" w:line="240" w:lineRule="auto"/>
-              <w:jc w:val="center"/>
-              <w:rPr>
-                <w:rFonts w:ascii="Arial" w:eastAsia="黑体" w:hAnsi="Arial" w:cs="Arial"/>
-                <w:sz w:val="20"/>
-                <w:szCs w:val="20"/>
-              </w:rPr>
-            </w:pPr>
-          </w:p>
-        </w:tc>
-        <w:tc>
-          <w:tcPr>
-            <w:tcW w:w="1134" w:type="dxa"/>
-            <w:gridSpan w:val="2"/>
-            <w:tcBorders>
-              <w:top w:val="single" w:sz="4" w:space="0" w:color="auto"/>
-              <w:left w:val="single" w:sz="4" w:space="0" w:color="auto"/>
-              <w:bottom w:val="single" w:sz="4" w:space="0" w:color="auto"/>
-              <w:right w:val="single" w:sz="4" w:space="0" w:color="auto"/>
-            </w:tcBorders>
-          </w:tcPr>
-          <w:p>
-            <w:pPr>
-              <w:spacing w:after="0" w:line="240" w:lineRule="auto"/>
-              <w:jc w:val="center"/>
-              <w:rPr>
-                <w:rFonts w:ascii="Arial" w:eastAsia="黑体" w:hAnsi="Arial" w:cs="Arial"/>
-                <w:sz w:val="13"/>
-                <w:szCs w:val="13"/>
-              </w:rPr>
             </w:pPr>
             <w:r>
               <w:rPr>
@@ -2040,13 +2383,13 @@
                 <w:sz w:val="20"/>
                 <w:szCs w:val="20"/>
               </w:rPr>
-              <w:t>5000</w:t>
+              <w:t>2000</w:t>
             </w:r>
           </w:p>
         </w:tc>
         <w:tc>
           <w:tcPr>
-            <w:tcW w:w="1087" w:type="dxa"/>
+            <w:tcW w:w="992" w:type="dxa"/>
             <w:tcBorders>
               <w:top w:val="single" w:sz="4" w:space="0" w:color="auto"/>
               <w:left w:val="single" w:sz="4" w:space="0" w:color="auto"/>
@@ -2068,7 +2411,7 @@
         </w:tc>
         <w:tc>
           <w:tcPr>
-            <w:tcW w:w="1228" w:type="dxa"/>
+            <w:tcW w:w="992" w:type="dxa"/>
             <w:tcBorders>
               <w:top w:val="single" w:sz="4" w:space="0" w:color="auto"/>
               <w:left w:val="single" w:sz="4" w:space="0" w:color="auto"/>
@@ -2090,7 +2433,126 @@
         </w:tc>
         <w:tc>
           <w:tcPr>
-            <w:tcW w:w="1229" w:type="dxa"/>
+            <w:tcW w:w="992" w:type="dxa"/>
+            <w:tcBorders>
+              <w:top w:val="single" w:sz="4" w:space="0" w:color="auto"/>
+              <w:left w:val="single" w:sz="4" w:space="0" w:color="auto"/>
+              <w:bottom w:val="single" w:sz="4" w:space="0" w:color="auto"/>
+              <w:right w:val="single" w:sz="4" w:space="0" w:color="auto"/>
+            </w:tcBorders>
+          </w:tcPr>
+          <w:p>
+            <w:pPr>
+              <w:spacing w:after="0" w:line="240" w:lineRule="auto"/>
+              <w:jc w:val="center"/>
+              <w:rPr>
+                <w:rFonts w:ascii="Arial" w:eastAsia="黑体" w:hAnsi="Arial" w:cs="Arial"/>
+                <w:sz w:val="20"/>
+                <w:szCs w:val="20"/>
+              </w:rPr>
+            </w:pPr>
+          </w:p>
+        </w:tc>
+        <w:tc>
+          <w:tcPr>
+            <w:tcW w:w="1134" w:type="dxa"/>
+            <w:gridSpan w:val="2"/>
+            <w:vMerge/>
+            <w:tcBorders>
+              <w:left w:val="single" w:sz="4" w:space="0" w:color="auto"/>
+              <w:right w:val="single" w:sz="4" w:space="0" w:color="auto"/>
+            </w:tcBorders>
+          </w:tcPr>
+          <w:p>
+            <w:pPr>
+              <w:spacing w:after="0" w:line="240" w:lineRule="auto"/>
+              <w:jc w:val="center"/>
+              <w:rPr>
+                <w:rFonts w:ascii="Arial" w:eastAsia="黑体" w:hAnsi="Arial" w:cs="Arial" w:hint="eastAsia"/>
+                <w:sz w:val="20"/>
+                <w:szCs w:val="20"/>
+              </w:rPr>
+            </w:pPr>
+          </w:p>
+        </w:tc>
+        <w:tc>
+          <w:tcPr>
+            <w:tcW w:w="993" w:type="dxa"/>
+            <w:gridSpan w:val="2"/>
+            <w:tcBorders>
+              <w:top w:val="single" w:sz="4" w:space="0" w:color="auto"/>
+              <w:left w:val="single" w:sz="4" w:space="0" w:color="auto"/>
+              <w:bottom w:val="single" w:sz="4" w:space="0" w:color="auto"/>
+              <w:right w:val="single" w:sz="4" w:space="0" w:color="auto"/>
+            </w:tcBorders>
+          </w:tcPr>
+          <w:p>
+            <w:pPr>
+              <w:spacing w:after="0" w:line="240" w:lineRule="auto"/>
+              <w:jc w:val="center"/>
+              <w:rPr>
+                <w:rFonts w:ascii="Arial" w:eastAsia="黑体" w:hAnsi="Arial" w:cs="Arial" w:hint="eastAsia"/>
+                <w:sz w:val="20"/>
+                <w:szCs w:val="20"/>
+              </w:rPr>
+            </w:pPr>
+            <w:r>
+              <w:rPr>
+                <w:rFonts w:ascii="Arial" w:eastAsia="黑体" w:hAnsi="Arial" w:cs="Arial" w:hint="eastAsia"/>
+                <w:sz w:val="20"/>
+                <w:szCs w:val="20"/>
+              </w:rPr>
+              <w:t>2000</w:t>
+            </w:r>
+          </w:p>
+        </w:tc>
+        <w:tc>
+          <w:tcPr>
+            <w:tcW w:w="1134" w:type="dxa"/>
+            <w:tcBorders>
+              <w:top w:val="single" w:sz="4" w:space="0" w:color="auto"/>
+              <w:left w:val="single" w:sz="4" w:space="0" w:color="auto"/>
+              <w:bottom w:val="single" w:sz="4" w:space="0" w:color="auto"/>
+              <w:right w:val="single" w:sz="4" w:space="0" w:color="auto"/>
+            </w:tcBorders>
+          </w:tcPr>
+          <w:p>
+            <w:pPr>
+              <w:spacing w:after="0" w:line="240" w:lineRule="auto"/>
+              <w:jc w:val="center"/>
+              <w:rPr>
+                <w:rFonts w:ascii="Arial" w:eastAsia="黑体" w:hAnsi="Arial" w:cs="Arial"/>
+                <w:sz w:val="20"/>
+                <w:szCs w:val="20"/>
+              </w:rPr>
+            </w:pPr>
+          </w:p>
+        </w:tc>
+        <w:tc>
+          <w:tcPr>
+            <w:tcW w:w="992" w:type="dxa"/>
+            <w:tcBorders>
+              <w:top w:val="single" w:sz="4" w:space="0" w:color="auto"/>
+              <w:left w:val="single" w:sz="4" w:space="0" w:color="auto"/>
+              <w:bottom w:val="single" w:sz="4" w:space="0" w:color="auto"/>
+              <w:right w:val="single" w:sz="4" w:space="0" w:color="auto"/>
+            </w:tcBorders>
+          </w:tcPr>
+          <w:p>
+            <w:pPr>
+              <w:spacing w:after="0" w:line="240" w:lineRule="auto"/>
+              <w:jc w:val="center"/>
+              <w:rPr>
+                <w:rFonts w:ascii="Arial" w:eastAsia="黑体" w:hAnsi="Arial" w:cs="Arial"/>
+                <w:sz w:val="20"/>
+                <w:szCs w:val="20"/>
+              </w:rPr>
+            </w:pPr>
+          </w:p>
+        </w:tc>
+        <w:tc>
+          <w:tcPr>
+            <w:tcW w:w="1134" w:type="dxa"/>
             <w:tcBorders>
               <w:top w:val="single" w:sz="4" w:space="0" w:color="auto"/>
               <w:left w:val="single" w:sz="4" w:space="0" w:color="auto"/>
@@ -2113,16 +2575,15 @@
       </w:tr>
       <w:tr>
         <w:trPr>
-          <w:trHeight w:val="424"/>
+          <w:trHeight w:val="270"/>
           <w:jc w:val="center"/>
         </w:trPr>
         <w:tc>
           <w:tcPr>
-            <w:tcW w:w="1276" w:type="dxa"/>
+            <w:tcW w:w="1134" w:type="dxa"/>
             <w:vMerge/>
             <w:tcBorders>
               <w:left w:val="single" w:sz="4" w:space="0" w:color="auto"/>
-              <w:bottom w:val="single" w:sz="4" w:space="0" w:color="auto"/>
               <w:right w:val="single" w:sz="4" w:space="0" w:color="auto"/>
             </w:tcBorders>
           </w:tcPr>
@@ -2140,7 +2601,7 @@
         </w:tc>
         <w:tc>
           <w:tcPr>
-            <w:tcW w:w="1134" w:type="dxa"/>
+            <w:tcW w:w="993" w:type="dxa"/>
             <w:gridSpan w:val="2"/>
             <w:tcBorders>
               <w:top w:val="single" w:sz="4" w:space="0" w:color="auto"/>
@@ -2153,109 +2614,11 @@
             <w:pPr>
               <w:spacing w:after="0" w:line="240" w:lineRule="auto"/>
               <w:jc w:val="center"/>
-              <w:rPr>
-                <w:rFonts w:ascii="Arial" w:eastAsia="黑体" w:hAnsi="Arial" w:cs="Arial"/>
-                <w:sz w:val="13"/>
-                <w:szCs w:val="13"/>
-              </w:rPr>
-            </w:pPr>
-            <w:r>
               <w:rPr>
                 <w:rFonts w:ascii="Arial" w:eastAsia="黑体" w:hAnsi="Arial" w:cs="Arial" w:hint="eastAsia"/>
                 <w:sz w:val="20"/>
                 <w:szCs w:val="20"/>
               </w:rPr>
-              <w:t>1000</w:t>
-            </w:r>
-          </w:p>
-        </w:tc>
-        <w:tc>
-          <w:tcPr>
-            <w:tcW w:w="1134" w:type="dxa"/>
-            <w:tcBorders>
-              <w:top w:val="single" w:sz="4" w:space="0" w:color="auto"/>
-              <w:left w:val="single" w:sz="4" w:space="0" w:color="auto"/>
-              <w:bottom w:val="single" w:sz="4" w:space="0" w:color="auto"/>
-              <w:right w:val="single" w:sz="4" w:space="0" w:color="auto"/>
-            </w:tcBorders>
-          </w:tcPr>
-          <w:p>
-            <w:pPr>
-              <w:spacing w:after="0" w:line="240" w:lineRule="auto"/>
-              <w:jc w:val="center"/>
-              <w:rPr>
-                <w:rFonts w:ascii="Arial" w:eastAsia="黑体" w:hAnsi="Arial" w:cs="Arial"/>
-                <w:sz w:val="20"/>
-                <w:szCs w:val="20"/>
-              </w:rPr>
-            </w:pPr>
-          </w:p>
-        </w:tc>
-        <w:tc>
-          <w:tcPr>
-            <w:tcW w:w="1134" w:type="dxa"/>
-            <w:tcBorders>
-              <w:top w:val="single" w:sz="4" w:space="0" w:color="auto"/>
-              <w:left w:val="single" w:sz="4" w:space="0" w:color="auto"/>
-              <w:bottom w:val="single" w:sz="4" w:space="0" w:color="auto"/>
-              <w:right w:val="single" w:sz="4" w:space="0" w:color="auto"/>
-            </w:tcBorders>
-          </w:tcPr>
-          <w:p>
-            <w:pPr>
-              <w:spacing w:after="0" w:line="240" w:lineRule="auto"/>
-              <w:jc w:val="center"/>
-              <w:rPr>
-                <w:rFonts w:ascii="Arial" w:eastAsia="黑体" w:hAnsi="Arial" w:cs="Arial"/>
-                <w:sz w:val="20"/>
-                <w:szCs w:val="20"/>
-              </w:rPr>
-            </w:pPr>
-          </w:p>
-        </w:tc>
-        <w:tc>
-          <w:tcPr>
-            <w:tcW w:w="1134" w:type="dxa"/>
-            <w:gridSpan w:val="2"/>
-            <w:tcBorders>
-              <w:top w:val="single" w:sz="4" w:space="0" w:color="auto"/>
-              <w:left w:val="single" w:sz="4" w:space="0" w:color="auto"/>
-              <w:bottom w:val="single" w:sz="4" w:space="0" w:color="auto"/>
-              <w:right w:val="single" w:sz="4" w:space="0" w:color="auto"/>
-            </w:tcBorders>
-          </w:tcPr>
-          <w:p>
-            <w:pPr>
-              <w:spacing w:after="0" w:line="240" w:lineRule="auto"/>
-              <w:jc w:val="center"/>
-              <w:rPr>
-                <w:rFonts w:ascii="Arial" w:eastAsia="黑体" w:hAnsi="Arial" w:cs="Arial"/>
-                <w:sz w:val="20"/>
-                <w:szCs w:val="20"/>
-              </w:rPr>
-            </w:pPr>
-          </w:p>
-        </w:tc>
-        <w:tc>
-          <w:tcPr>
-            <w:tcW w:w="1134" w:type="dxa"/>
-            <w:gridSpan w:val="2"/>
-            <w:tcBorders>
-              <w:top w:val="single" w:sz="4" w:space="0" w:color="auto"/>
-              <w:left w:val="single" w:sz="4" w:space="0" w:color="auto"/>
-              <w:bottom w:val="single" w:sz="4" w:space="0" w:color="auto"/>
-              <w:right w:val="single" w:sz="4" w:space="0" w:color="auto"/>
-            </w:tcBorders>
-          </w:tcPr>
-          <w:p>
-            <w:pPr>
-              <w:spacing w:after="0" w:line="240" w:lineRule="auto"/>
-              <w:jc w:val="center"/>
-              <w:rPr>
-                <w:rFonts w:ascii="Arial" w:eastAsia="黑体" w:hAnsi="Arial" w:cs="Arial"/>
-                <w:sz w:val="13"/>
-                <w:szCs w:val="13"/>
-              </w:rPr>
             </w:pPr>
             <w:r>
               <w:rPr>
@@ -2263,13 +2626,257 @@
                 <w:sz w:val="20"/>
                 <w:szCs w:val="20"/>
               </w:rPr>
+              <w:t>5000</w:t>
+            </w:r>
+          </w:p>
+        </w:tc>
+        <w:tc>
+          <w:tcPr>
+            <w:tcW w:w="992" w:type="dxa"/>
+            <w:tcBorders>
+              <w:top w:val="single" w:sz="4" w:space="0" w:color="auto"/>
+              <w:left w:val="single" w:sz="4" w:space="0" w:color="auto"/>
+              <w:bottom w:val="single" w:sz="4" w:space="0" w:color="auto"/>
+              <w:right w:val="single" w:sz="4" w:space="0" w:color="auto"/>
+            </w:tcBorders>
+          </w:tcPr>
+          <w:p>
+            <w:pPr>
+              <w:spacing w:after="0" w:line="240" w:lineRule="auto"/>
+              <w:jc w:val="center"/>
+              <w:rPr>
+                <w:rFonts w:ascii="Arial" w:eastAsia="黑体" w:hAnsi="Arial" w:cs="Arial"/>
+                <w:sz w:val="20"/>
+                <w:szCs w:val="20"/>
+              </w:rPr>
+            </w:pPr>
+          </w:p>
+        </w:tc>
+        <w:tc>
+          <w:tcPr>
+            <w:tcW w:w="992" w:type="dxa"/>
+            <w:tcBorders>
+              <w:top w:val="single" w:sz="4" w:space="0" w:color="auto"/>
+              <w:left w:val="single" w:sz="4" w:space="0" w:color="auto"/>
+              <w:bottom w:val="single" w:sz="4" w:space="0" w:color="auto"/>
+              <w:right w:val="single" w:sz="4" w:space="0" w:color="auto"/>
+            </w:tcBorders>
+          </w:tcPr>
+          <w:p>
+            <w:pPr>
+              <w:spacing w:after="0" w:line="240" w:lineRule="auto"/>
+              <w:jc w:val="center"/>
+              <w:rPr>
+                <w:rFonts w:ascii="Arial" w:eastAsia="黑体" w:hAnsi="Arial" w:cs="Arial"/>
+                <w:sz w:val="20"/>
+                <w:szCs w:val="20"/>
+              </w:rPr>
+            </w:pPr>
+          </w:p>
+        </w:tc>
+        <w:tc>
+          <w:tcPr>
+            <w:tcW w:w="992" w:type="dxa"/>
+            <w:tcBorders>
+              <w:top w:val="single" w:sz="4" w:space="0" w:color="auto"/>
+              <w:left w:val="single" w:sz="4" w:space="0" w:color="auto"/>
+              <w:bottom w:val="single" w:sz="4" w:space="0" w:color="auto"/>
+              <w:right w:val="single" w:sz="4" w:space="0" w:color="auto"/>
+            </w:tcBorders>
+          </w:tcPr>
+          <w:p>
+            <w:pPr>
+              <w:spacing w:after="0" w:line="240" w:lineRule="auto"/>
+              <w:jc w:val="center"/>
+              <w:rPr>
+                <w:rFonts w:ascii="Arial" w:eastAsia="黑体" w:hAnsi="Arial" w:cs="Arial"/>
+                <w:sz w:val="20"/>
+                <w:szCs w:val="20"/>
+              </w:rPr>
+            </w:pPr>
+          </w:p>
+        </w:tc>
+        <w:tc>
+          <w:tcPr>
+            <w:tcW w:w="1134" w:type="dxa"/>
+            <w:gridSpan w:val="2"/>
+            <w:vMerge/>
+            <w:tcBorders>
+              <w:left w:val="single" w:sz="4" w:space="0" w:color="auto"/>
+              <w:right w:val="single" w:sz="4" w:space="0" w:color="auto"/>
+            </w:tcBorders>
+          </w:tcPr>
+          <w:p>
+            <w:pPr>
+              <w:spacing w:after="0" w:line="240" w:lineRule="auto"/>
+              <w:jc w:val="center"/>
+              <w:rPr>
+                <w:rFonts w:ascii="Arial" w:eastAsia="黑体" w:hAnsi="Arial" w:cs="Arial" w:hint="eastAsia"/>
+                <w:sz w:val="20"/>
+                <w:szCs w:val="20"/>
+              </w:rPr>
+            </w:pPr>
+          </w:p>
+        </w:tc>
+        <w:tc>
+          <w:tcPr>
+            <w:tcW w:w="993" w:type="dxa"/>
+            <w:gridSpan w:val="2"/>
+            <w:tcBorders>
+              <w:top w:val="single" w:sz="4" w:space="0" w:color="auto"/>
+              <w:left w:val="single" w:sz="4" w:space="0" w:color="auto"/>
+              <w:bottom w:val="single" w:sz="4" w:space="0" w:color="auto"/>
+              <w:right w:val="single" w:sz="4" w:space="0" w:color="auto"/>
+            </w:tcBorders>
+          </w:tcPr>
+          <w:p>
+            <w:pPr>
+              <w:spacing w:after="0" w:line="240" w:lineRule="auto"/>
+              <w:jc w:val="center"/>
+              <w:rPr>
+                <w:rFonts w:ascii="Arial" w:eastAsia="黑体" w:hAnsi="Arial" w:cs="Arial" w:hint="eastAsia"/>
+                <w:sz w:val="20"/>
+                <w:szCs w:val="20"/>
+              </w:rPr>
+            </w:pPr>
+            <w:r>
+              <w:rPr>
+                <w:rFonts w:ascii="Arial" w:eastAsia="黑体" w:hAnsi="Arial" w:cs="Arial" w:hint="eastAsia"/>
+                <w:sz w:val="20"/>
+                <w:szCs w:val="20"/>
+              </w:rPr>
+              <w:t>5000</w:t>
+            </w:r>
+          </w:p>
+        </w:tc>
+        <w:tc>
+          <w:tcPr>
+            <w:tcW w:w="1134" w:type="dxa"/>
+            <w:tcBorders>
+              <w:top w:val="single" w:sz="4" w:space="0" w:color="auto"/>
+              <w:left w:val="single" w:sz="4" w:space="0" w:color="auto"/>
+              <w:bottom w:val="single" w:sz="4" w:space="0" w:color="auto"/>
+              <w:right w:val="single" w:sz="4" w:space="0" w:color="auto"/>
+            </w:tcBorders>
+          </w:tcPr>
+          <w:p>
+            <w:pPr>
+              <w:spacing w:after="0" w:line="240" w:lineRule="auto"/>
+              <w:jc w:val="center"/>
+              <w:rPr>
+                <w:rFonts w:ascii="Arial" w:eastAsia="黑体" w:hAnsi="Arial" w:cs="Arial"/>
+                <w:sz w:val="20"/>
+                <w:szCs w:val="20"/>
+              </w:rPr>
+            </w:pPr>
+          </w:p>
+        </w:tc>
+        <w:tc>
+          <w:tcPr>
+            <w:tcW w:w="992" w:type="dxa"/>
+            <w:tcBorders>
+              <w:top w:val="single" w:sz="4" w:space="0" w:color="auto"/>
+              <w:left w:val="single" w:sz="4" w:space="0" w:color="auto"/>
+              <w:bottom w:val="single" w:sz="4" w:space="0" w:color="auto"/>
+              <w:right w:val="single" w:sz="4" w:space="0" w:color="auto"/>
+            </w:tcBorders>
+          </w:tcPr>
+          <w:p>
+            <w:pPr>
+              <w:spacing w:after="0" w:line="240" w:lineRule="auto"/>
+              <w:jc w:val="center"/>
+              <w:rPr>
+                <w:rFonts w:ascii="Arial" w:eastAsia="黑体" w:hAnsi="Arial" w:cs="Arial"/>
+                <w:sz w:val="20"/>
+                <w:szCs w:val="20"/>
+              </w:rPr>
+            </w:pPr>
+          </w:p>
+        </w:tc>
+        <w:tc>
+          <w:tcPr>
+            <w:tcW w:w="1134" w:type="dxa"/>
+            <w:tcBorders>
+              <w:top w:val="single" w:sz="4" w:space="0" w:color="auto"/>
+              <w:left w:val="single" w:sz="4" w:space="0" w:color="auto"/>
+              <w:bottom w:val="single" w:sz="4" w:space="0" w:color="auto"/>
+              <w:right w:val="single" w:sz="4" w:space="0" w:color="auto"/>
+            </w:tcBorders>
+          </w:tcPr>
+          <w:p>
+            <w:pPr>
+              <w:spacing w:after="0" w:line="240" w:lineRule="auto"/>
+              <w:jc w:val="center"/>
+              <w:rPr>
+                <w:rFonts w:ascii="Arial" w:eastAsia="黑体" w:hAnsi="Arial" w:cs="Arial"/>
+                <w:sz w:val="20"/>
+                <w:szCs w:val="20"/>
+              </w:rPr>
+            </w:pPr>
+          </w:p>
+        </w:tc>
+      </w:tr>
+      <w:tr>
+        <w:trPr>
+          <w:trHeight w:val="274"/>
+          <w:jc w:val="center"/>
+        </w:trPr>
+        <w:tc>
+          <w:tcPr>
+            <w:tcW w:w="1134" w:type="dxa"/>
+            <w:vMerge/>
+            <w:tcBorders>
+              <w:left w:val="single" w:sz="4" w:space="0" w:color="auto"/>
+              <w:bottom w:val="single" w:sz="4" w:space="0" w:color="auto"/>
+              <w:right w:val="single" w:sz="4" w:space="0" w:color="auto"/>
+            </w:tcBorders>
+          </w:tcPr>
+          <w:p>
+            <w:pPr>
+              <w:spacing w:after="0" w:line="240" w:lineRule="auto"/>
+              <w:jc w:val="center"/>
+              <w:rPr>
+                <w:rFonts w:ascii="Arial" w:eastAsia="黑体" w:hAnsi="Arial" w:cs="Arial"/>
+                <w:sz w:val="18"/>
+                <w:szCs w:val="18"/>
+              </w:rPr>
+            </w:pPr>
+          </w:p>
+        </w:tc>
+        <w:tc>
+          <w:tcPr>
+            <w:tcW w:w="993" w:type="dxa"/>
+            <w:gridSpan w:val="2"/>
+            <w:tcBorders>
+              <w:top w:val="single" w:sz="4" w:space="0" w:color="auto"/>
+              <w:left w:val="single" w:sz="4" w:space="0" w:color="auto"/>
+              <w:bottom w:val="single" w:sz="4" w:space="0" w:color="auto"/>
+              <w:right w:val="single" w:sz="4" w:space="0" w:color="auto"/>
+            </w:tcBorders>
+          </w:tcPr>
+          <w:p>
+            <w:pPr>
+              <w:spacing w:after="0" w:line="240" w:lineRule="auto"/>
+              <w:jc w:val="center"/>
+              <w:rPr>
+                <w:rFonts w:ascii="Arial" w:eastAsia="黑体" w:hAnsi="Arial" w:cs="Arial" w:hint="eastAsia"/>
+                <w:sz w:val="20"/>
+                <w:szCs w:val="20"/>
+              </w:rPr>
+            </w:pPr>
+            <w:r>
+              <w:rPr>
+                <w:rFonts w:ascii="Arial" w:eastAsia="黑体" w:hAnsi="Arial" w:cs="Arial" w:hint="eastAsia"/>
+                <w:sz w:val="20"/>
+                <w:szCs w:val="20"/>
+              </w:rPr>
               <w:t>7000</w:t>
             </w:r>
           </w:p>
         </w:tc>
         <w:tc>
           <w:tcPr>
-            <w:tcW w:w="1087" w:type="dxa"/>
+            <w:tcW w:w="992" w:type="dxa"/>
             <w:tcBorders>
               <w:top w:val="single" w:sz="4" w:space="0" w:color="auto"/>
               <w:left w:val="single" w:sz="4" w:space="0" w:color="auto"/>
@@ -2291,7 +2898,7 @@
         </w:tc>
         <w:tc>
           <w:tcPr>
-            <w:tcW w:w="1228" w:type="dxa"/>
+            <w:tcW w:w="992" w:type="dxa"/>
             <w:tcBorders>
               <w:top w:val="single" w:sz="4" w:space="0" w:color="auto"/>
               <w:left w:val="single" w:sz="4" w:space="0" w:color="auto"/>
@@ -2313,7 +2920,127 @@
         </w:tc>
         <w:tc>
           <w:tcPr>
-            <w:tcW w:w="1229" w:type="dxa"/>
+            <w:tcW w:w="992" w:type="dxa"/>
+            <w:tcBorders>
+              <w:top w:val="single" w:sz="4" w:space="0" w:color="auto"/>
+              <w:left w:val="single" w:sz="4" w:space="0" w:color="auto"/>
+              <w:bottom w:val="single" w:sz="4" w:space="0" w:color="auto"/>
+              <w:right w:val="single" w:sz="4" w:space="0" w:color="auto"/>
+            </w:tcBorders>
+          </w:tcPr>
+          <w:p>
+            <w:pPr>
+              <w:spacing w:after="0" w:line="240" w:lineRule="auto"/>
+              <w:jc w:val="center"/>
+              <w:rPr>
+                <w:rFonts w:ascii="Arial" w:eastAsia="黑体" w:hAnsi="Arial" w:cs="Arial"/>
+                <w:sz w:val="20"/>
+                <w:szCs w:val="20"/>
+              </w:rPr>
+            </w:pPr>
+          </w:p>
+        </w:tc>
+        <w:tc>
+          <w:tcPr>
+            <w:tcW w:w="1134" w:type="dxa"/>
+            <w:gridSpan w:val="2"/>
+            <w:vMerge/>
+            <w:tcBorders>
+              <w:left w:val="single" w:sz="4" w:space="0" w:color="auto"/>
+              <w:bottom w:val="single" w:sz="4" w:space="0" w:color="auto"/>
+              <w:right w:val="single" w:sz="4" w:space="0" w:color="auto"/>
+            </w:tcBorders>
+          </w:tcPr>
+          <w:p>
+            <w:pPr>
+              <w:spacing w:after="0" w:line="240" w:lineRule="auto"/>
+              <w:jc w:val="center"/>
+              <w:rPr>
+                <w:rFonts w:ascii="Arial" w:eastAsia="黑体" w:hAnsi="Arial" w:cs="Arial" w:hint="eastAsia"/>
+                <w:sz w:val="20"/>
+                <w:szCs w:val="20"/>
+              </w:rPr>
+            </w:pPr>
+          </w:p>
+        </w:tc>
+        <w:tc>
+          <w:tcPr>
+            <w:tcW w:w="993" w:type="dxa"/>
+            <w:gridSpan w:val="2"/>
+            <w:tcBorders>
+              <w:top w:val="single" w:sz="4" w:space="0" w:color="auto"/>
+              <w:left w:val="single" w:sz="4" w:space="0" w:color="auto"/>
+              <w:bottom w:val="single" w:sz="4" w:space="0" w:color="auto"/>
+              <w:right w:val="single" w:sz="4" w:space="0" w:color="auto"/>
+            </w:tcBorders>
+          </w:tcPr>
+          <w:p>
+            <w:pPr>
+              <w:spacing w:after="0" w:line="240" w:lineRule="auto"/>
+              <w:jc w:val="center"/>
+              <w:rPr>
+                <w:rFonts w:ascii="Arial" w:eastAsia="黑体" w:hAnsi="Arial" w:cs="Arial" w:hint="eastAsia"/>
+                <w:sz w:val="20"/>
+                <w:szCs w:val="20"/>
+              </w:rPr>
+            </w:pPr>
+            <w:r>
+              <w:rPr>
+                <w:rFonts w:ascii="Arial" w:eastAsia="黑体" w:hAnsi="Arial" w:cs="Arial" w:hint="eastAsia"/>
+                <w:sz w:val="20"/>
+                <w:szCs w:val="20"/>
+              </w:rPr>
+              <w:t>7000</w:t>
+            </w:r>
+          </w:p>
+        </w:tc>
+        <w:tc>
+          <w:tcPr>
+            <w:tcW w:w="1134" w:type="dxa"/>
+            <w:tcBorders>
+              <w:top w:val="single" w:sz="4" w:space="0" w:color="auto"/>
+              <w:left w:val="single" w:sz="4" w:space="0" w:color="auto"/>
+              <w:bottom w:val="single" w:sz="4" w:space="0" w:color="auto"/>
+              <w:right w:val="single" w:sz="4" w:space="0" w:color="auto"/>
+            </w:tcBorders>
+          </w:tcPr>
+          <w:p>
+            <w:pPr>
+              <w:spacing w:after="0" w:line="240" w:lineRule="auto"/>
+              <w:jc w:val="center"/>
+              <w:rPr>
+                <w:rFonts w:ascii="Arial" w:eastAsia="黑体" w:hAnsi="Arial" w:cs="Arial"/>
+                <w:sz w:val="20"/>
+                <w:szCs w:val="20"/>
+              </w:rPr>
+            </w:pPr>
+          </w:p>
+        </w:tc>
+        <w:tc>
+          <w:tcPr>
+            <w:tcW w:w="992" w:type="dxa"/>
+            <w:tcBorders>
+              <w:top w:val="single" w:sz="4" w:space="0" w:color="auto"/>
+              <w:left w:val="single" w:sz="4" w:space="0" w:color="auto"/>
+              <w:bottom w:val="single" w:sz="4" w:space="0" w:color="auto"/>
+              <w:right w:val="single" w:sz="4" w:space="0" w:color="auto"/>
+            </w:tcBorders>
+          </w:tcPr>
+          <w:p>
+            <w:pPr>
+              <w:spacing w:after="0" w:line="240" w:lineRule="auto"/>
+              <w:jc w:val="center"/>
+              <w:rPr>
+                <w:rFonts w:ascii="Arial" w:eastAsia="黑体" w:hAnsi="Arial" w:cs="Arial"/>
+                <w:sz w:val="20"/>
+                <w:szCs w:val="20"/>
+              </w:rPr>
+            </w:pPr>
+          </w:p>
+        </w:tc>
+        <w:tc>
+          <w:tcPr>
+            <w:tcW w:w="1134" w:type="dxa"/>
             <w:tcBorders>
               <w:top w:val="single" w:sz="4" w:space="0" w:color="auto"/>
               <w:left w:val="single" w:sz="4" w:space="0" w:color="auto"/>
@@ -2339,7 +3066,7 @@
       <w:pPr>
         <w:spacing w:after="0" w:line="240" w:lineRule="auto"/>
         <w:rPr>
-          <w:rFonts w:ascii="Arial" w:eastAsia="黑体" w:hAnsi="Arial" w:cs="Arial" w:hint="eastAsia"/>
+          <w:rFonts w:ascii="Arial" w:eastAsia="黑体" w:hAnsi="Arial" w:cs="Arial"/>
           <w:sz w:val="18"/>
           <w:szCs w:val="18"/>
         </w:rPr>
@@ -2353,15 +3080,16 @@
         <w:tblLook w:val="04A0" w:firstRow="1" w:lastRow="0" w:firstColumn="1" w:lastColumn="0" w:noHBand="0" w:noVBand="1"/>
       </w:tblPr>
       <w:tblGrid>
-        <w:gridCol w:w="1276"/>
         <w:gridCol w:w="1134"/>
+        <w:gridCol w:w="993"/>
+        <w:gridCol w:w="992"/>
+        <w:gridCol w:w="992"/>
+        <w:gridCol w:w="992"/>
         <w:gridCol w:w="1134"/>
+        <w:gridCol w:w="993"/>
         <w:gridCol w:w="1134"/>
+        <w:gridCol w:w="992"/>
         <w:gridCol w:w="1134"/>
-        <w:gridCol w:w="1134"/>
-        <w:gridCol w:w="1087"/>
-        <w:gridCol w:w="1228"/>
-        <w:gridCol w:w="1229"/>
       </w:tblGrid>
       <w:tr>
         <w:trPr>
@@ -2371,16 +3099,16 @@
         <w:tc>
           <w:tcPr>
             <w:tcW w:w="10490" w:type="dxa"/>
-            <w:gridSpan w:val="9"/>
-            <w:tcBorders>
-              <w:bottom w:val="single" w:sz="4" w:space="0" w:color="auto"/>
-            </w:tcBorders>
-          </w:tcPr>
-          <w:p>
-            <w:pPr>
-              <w:spacing w:after="0" w:line="240" w:lineRule="auto"/>
-              <w:rPr>
-                <w:rFonts w:ascii="Arial" w:eastAsia="黑体" w:hAnsi="Arial" w:cs="Arial" w:hint="eastAsia"/>
+            <w:gridSpan w:val="10"/>
+            <w:tcBorders>
+              <w:bottom w:val="single" w:sz="4" w:space="0" w:color="auto"/>
+            </w:tcBorders>
+          </w:tcPr>
+          <w:p>
+            <w:pPr>
+              <w:spacing w:after="0" w:line="240" w:lineRule="auto"/>
+              <w:rPr>
+                <w:rFonts w:ascii="Arial" w:eastAsia="黑体" w:hAnsi="Arial" w:cs="Arial"/>
                 <w:sz w:val="13"/>
                 <w:szCs w:val="13"/>
               </w:rPr>
@@ -2404,7 +3132,7 @@
         </w:trPr>
         <w:tc>
           <w:tcPr>
-            <w:tcW w:w="1276" w:type="dxa"/>
+            <w:tcW w:w="1134" w:type="dxa"/>
             <w:vMerge w:val="restart"/>
             <w:tcBorders>
               <w:top w:val="single" w:sz="4" w:space="0" w:color="auto"/>
@@ -2417,7 +3145,7 @@
             <w:pPr>
               <w:spacing w:after="0" w:line="240" w:lineRule="auto"/>
               <w:rPr>
-                <w:rFonts w:ascii="Arial" w:eastAsia="黑体" w:hAnsi="Arial" w:cs="Arial" w:hint="eastAsia"/>
+                <w:rFonts w:ascii="Arial" w:eastAsia="黑体" w:hAnsi="Arial" w:cs="Arial"/>
               </w:rPr>
             </w:pPr>
             <w:r>
@@ -2430,6 +3158,59 @@
         </w:tc>
         <w:tc>
           <w:tcPr>
+            <w:tcW w:w="993" w:type="dxa"/>
+            <w:vMerge w:val="restart"/>
+            <w:tcBorders>
+              <w:top w:val="single" w:sz="4" w:space="0" w:color="auto"/>
+              <w:left w:val="single" w:sz="4" w:space="0" w:color="auto"/>
+              <w:right w:val="single" w:sz="4" w:space="0" w:color="auto"/>
+            </w:tcBorders>
+          </w:tcPr>
+          <w:p>
+            <w:pPr>
+              <w:spacing w:after="0" w:line="240" w:lineRule="auto"/>
+              <w:jc w:val="center"/>
+              <w:rPr>
+                <w:rFonts w:ascii="Arial" w:hAnsi="Arial" w:cs="Arial"/>
+              </w:rPr>
+            </w:pPr>
+            <w:r>
+              <w:rPr>
+                <w:rFonts w:ascii="Arial" w:eastAsia="黑体" w:hAnsi="Arial" w:cs="Arial" w:hint="eastAsia"/>
+              </w:rPr>
+              <w:t>Cycle</w:t>
+            </w:r>
+          </w:p>
+        </w:tc>
+        <w:tc>
+          <w:tcPr>
+            <w:tcW w:w="2976" w:type="dxa"/>
+            <w:gridSpan w:val="3"/>
+            <w:tcBorders>
+              <w:top w:val="single" w:sz="4" w:space="0" w:color="auto"/>
+              <w:left w:val="single" w:sz="4" w:space="0" w:color="auto"/>
+              <w:bottom w:val="single" w:sz="4" w:space="0" w:color="auto"/>
+              <w:right w:val="single" w:sz="4" w:space="0" w:color="auto"/>
+            </w:tcBorders>
+          </w:tcPr>
+          <w:p>
+            <w:pPr>
+              <w:spacing w:after="0" w:line="240" w:lineRule="auto"/>
+              <w:jc w:val="center"/>
+              <w:rPr>
+                <w:rFonts w:ascii="Arial" w:hAnsi="Arial" w:cs="Arial"/>
+              </w:rPr>
+            </w:pPr>
+            <w:r>
+              <w:rPr>
+                <w:rFonts w:ascii="Arial" w:hAnsi="Arial" w:cs="Arial"/>
+              </w:rPr>
+              <w:t>Rating</w:t>
+            </w:r>
+          </w:p>
+        </w:tc>
+        <w:tc>
+          <w:tcPr>
             <w:tcW w:w="1134" w:type="dxa"/>
             <w:vMerge w:val="restart"/>
             <w:tcBorders>
@@ -2450,66 +3231,39 @@
               <w:rPr>
                 <w:rFonts w:ascii="Arial" w:eastAsia="黑体" w:hAnsi="Arial" w:cs="Arial" w:hint="eastAsia"/>
               </w:rPr>
+              <w:t>Sample</w:t>
+            </w:r>
+          </w:p>
+        </w:tc>
+        <w:tc>
+          <w:tcPr>
+            <w:tcW w:w="993" w:type="dxa"/>
+            <w:vMerge w:val="restart"/>
+            <w:tcBorders>
+              <w:top w:val="single" w:sz="4" w:space="0" w:color="auto"/>
+              <w:left w:val="single" w:sz="4" w:space="0" w:color="auto"/>
+              <w:right w:val="single" w:sz="4" w:space="0" w:color="auto"/>
+            </w:tcBorders>
+          </w:tcPr>
+          <w:p>
+            <w:pPr>
+              <w:spacing w:after="0" w:line="240" w:lineRule="auto"/>
+              <w:jc w:val="center"/>
+              <w:rPr>
+                <w:rFonts w:ascii="Arial" w:hAnsi="Arial" w:cs="Arial"/>
+              </w:rPr>
+            </w:pPr>
+            <w:r>
+              <w:rPr>
+                <w:rFonts w:ascii="Arial" w:eastAsia="黑体" w:hAnsi="Arial" w:cs="Arial" w:hint="eastAsia"/>
+              </w:rPr>
               <w:t>Cycle</w:t>
             </w:r>
           </w:p>
         </w:tc>
         <w:tc>
           <w:tcPr>
-            <w:tcW w:w="3402" w:type="dxa"/>
-            <w:gridSpan w:val="3"/>
-            <w:tcBorders>
-              <w:top w:val="single" w:sz="4" w:space="0" w:color="auto"/>
-              <w:left w:val="single" w:sz="4" w:space="0" w:color="auto"/>
-              <w:bottom w:val="single" w:sz="4" w:space="0" w:color="auto"/>
-              <w:right w:val="single" w:sz="4" w:space="0" w:color="auto"/>
-            </w:tcBorders>
-          </w:tcPr>
-          <w:p>
-            <w:pPr>
-              <w:spacing w:after="0" w:line="240" w:lineRule="auto"/>
-              <w:jc w:val="center"/>
-              <w:rPr>
-                <w:rFonts w:ascii="Arial" w:hAnsi="Arial" w:cs="Arial"/>
-              </w:rPr>
-            </w:pPr>
-            <w:r>
-              <w:rPr>
-                <w:rFonts w:ascii="Arial" w:hAnsi="Arial" w:cs="Arial"/>
-              </w:rPr>
-              <w:t>Rating</w:t>
-            </w:r>
-          </w:p>
-        </w:tc>
-        <w:tc>
-          <w:tcPr>
-            <w:tcW w:w="1134" w:type="dxa"/>
-            <w:vMerge w:val="restart"/>
-            <w:tcBorders>
-              <w:top w:val="single" w:sz="4" w:space="0" w:color="auto"/>
-              <w:left w:val="single" w:sz="4" w:space="0" w:color="auto"/>
-              <w:right w:val="single" w:sz="4" w:space="0" w:color="auto"/>
-            </w:tcBorders>
-          </w:tcPr>
-          <w:p>
-            <w:pPr>
-              <w:spacing w:after="0" w:line="240" w:lineRule="auto"/>
-              <w:jc w:val="center"/>
-              <w:rPr>
-                <w:rFonts w:ascii="Arial" w:hAnsi="Arial" w:cs="Arial"/>
-              </w:rPr>
-            </w:pPr>
-            <w:r>
-              <w:rPr>
-                <w:rFonts w:ascii="Arial" w:eastAsia="黑体" w:hAnsi="Arial" w:cs="Arial" w:hint="eastAsia"/>
-              </w:rPr>
-              <w:t>Cycle</w:t>
-            </w:r>
-          </w:p>
-        </w:tc>
-        <w:tc>
-          <w:tcPr>
-            <w:tcW w:w="3544" w:type="dxa"/>
+            <w:tcW w:w="3260" w:type="dxa"/>
             <w:gridSpan w:val="3"/>
             <w:tcBorders>
               <w:top w:val="single" w:sz="4" w:space="0" w:color="auto"/>
@@ -2542,7 +3296,7 @@
         </w:trPr>
         <w:tc>
           <w:tcPr>
-            <w:tcW w:w="1276" w:type="dxa"/>
+            <w:tcW w:w="1134" w:type="dxa"/>
             <w:vMerge/>
             <w:tcBorders>
               <w:left w:val="single" w:sz="4" w:space="0" w:color="auto"/>
@@ -2563,6 +3317,108 @@
         </w:tc>
         <w:tc>
           <w:tcPr>
+            <w:tcW w:w="993" w:type="dxa"/>
+            <w:vMerge/>
+            <w:tcBorders>
+              <w:left w:val="single" w:sz="4" w:space="0" w:color="auto"/>
+              <w:bottom w:val="single" w:sz="4" w:space="0" w:color="auto"/>
+              <w:right w:val="single" w:sz="4" w:space="0" w:color="auto"/>
+            </w:tcBorders>
+            <w:vAlign w:val="center"/>
+          </w:tcPr>
+          <w:p>
+            <w:pPr>
+              <w:spacing w:after="0" w:line="240" w:lineRule="auto"/>
+              <w:jc w:val="center"/>
+              <w:rPr>
+                <w:rFonts w:ascii="Arial" w:eastAsia="黑体" w:hAnsi="Arial" w:cs="Arial"/>
+              </w:rPr>
+            </w:pPr>
+          </w:p>
+        </w:tc>
+        <w:tc>
+          <w:tcPr>
+            <w:tcW w:w="992" w:type="dxa"/>
+            <w:tcBorders>
+              <w:top w:val="single" w:sz="4" w:space="0" w:color="auto"/>
+              <w:left w:val="single" w:sz="4" w:space="0" w:color="auto"/>
+              <w:bottom w:val="single" w:sz="4" w:space="0" w:color="auto"/>
+              <w:right w:val="single" w:sz="4" w:space="0" w:color="auto"/>
+            </w:tcBorders>
+            <w:vAlign w:val="center"/>
+          </w:tcPr>
+          <w:p>
+            <w:pPr>
+              <w:spacing w:after="0" w:line="240" w:lineRule="auto"/>
+              <w:jc w:val="center"/>
+              <w:rPr>
+                <w:rFonts w:ascii="Arial" w:eastAsia="黑体" w:hAnsi="Arial" w:cs="Arial"/>
+              </w:rPr>
+            </w:pPr>
+            <w:r>
+              <w:rPr>
+                <w:rFonts w:ascii="Arial" w:eastAsia="黑体" w:hAnsi="Arial" w:cs="Arial" w:hint="eastAsia"/>
+              </w:rPr>
+              <w:t>Pilling</w:t>
+            </w:r>
+          </w:p>
+        </w:tc>
+        <w:tc>
+          <w:tcPr>
+            <w:tcW w:w="992" w:type="dxa"/>
+            <w:tcBorders>
+              <w:top w:val="single" w:sz="4" w:space="0" w:color="auto"/>
+              <w:left w:val="single" w:sz="4" w:space="0" w:color="auto"/>
+              <w:bottom w:val="single" w:sz="4" w:space="0" w:color="auto"/>
+              <w:right w:val="single" w:sz="4" w:space="0" w:color="auto"/>
+            </w:tcBorders>
+            <w:vAlign w:val="center"/>
+          </w:tcPr>
+          <w:p>
+            <w:pPr>
+              <w:spacing w:after="0" w:line="240" w:lineRule="auto"/>
+              <w:jc w:val="center"/>
+              <w:rPr>
+                <w:rFonts w:ascii="Arial" w:eastAsia="黑体" w:hAnsi="Arial" w:cs="Arial"/>
+              </w:rPr>
+            </w:pPr>
+            <w:r>
+              <w:rPr>
+                <w:rFonts w:ascii="Arial" w:eastAsia="黑体" w:hAnsi="Arial" w:cs="Arial" w:hint="eastAsia"/>
+              </w:rPr>
+              <w:t>Fuzzing</w:t>
+            </w:r>
+          </w:p>
+        </w:tc>
+        <w:tc>
+          <w:tcPr>
+            <w:tcW w:w="992" w:type="dxa"/>
+            <w:tcBorders>
+              <w:top w:val="single" w:sz="4" w:space="0" w:color="auto"/>
+              <w:left w:val="single" w:sz="4" w:space="0" w:color="auto"/>
+              <w:bottom w:val="single" w:sz="4" w:space="0" w:color="auto"/>
+              <w:right w:val="single" w:sz="4" w:space="0" w:color="auto"/>
+            </w:tcBorders>
+            <w:vAlign w:val="center"/>
+          </w:tcPr>
+          <w:p>
+            <w:pPr>
+              <w:spacing w:after="0" w:line="240" w:lineRule="auto"/>
+              <w:jc w:val="center"/>
+              <w:rPr>
+                <w:rFonts w:ascii="Arial" w:eastAsia="黑体" w:hAnsi="Arial" w:cs="Arial"/>
+              </w:rPr>
+            </w:pPr>
+            <w:r>
+              <w:rPr>
+                <w:rFonts w:ascii="Arial" w:eastAsia="黑体" w:hAnsi="Arial" w:cs="Arial" w:hint="eastAsia"/>
+              </w:rPr>
+              <w:t>Matting</w:t>
+            </w:r>
+          </w:p>
+        </w:tc>
+        <w:tc>
+          <w:tcPr>
             <w:tcW w:w="1134" w:type="dxa"/>
             <w:vMerge/>
             <w:tcBorders>
@@ -2577,7 +3433,28 @@
               <w:spacing w:after="0" w:line="240" w:lineRule="auto"/>
               <w:jc w:val="center"/>
               <w:rPr>
-                <w:rFonts w:ascii="Arial" w:eastAsia="黑体" w:hAnsi="Arial" w:cs="Arial" w:hint="eastAsia"/>
+                <w:rFonts w:ascii="Arial" w:eastAsia="黑体" w:hAnsi="Arial" w:cs="Arial"/>
+              </w:rPr>
+            </w:pPr>
+          </w:p>
+        </w:tc>
+        <w:tc>
+          <w:tcPr>
+            <w:tcW w:w="993" w:type="dxa"/>
+            <w:vMerge/>
+            <w:tcBorders>
+              <w:left w:val="single" w:sz="4" w:space="0" w:color="auto"/>
+              <w:bottom w:val="single" w:sz="4" w:space="0" w:color="auto"/>
+              <w:right w:val="single" w:sz="4" w:space="0" w:color="auto"/>
+            </w:tcBorders>
+            <w:vAlign w:val="center"/>
+          </w:tcPr>
+          <w:p>
+            <w:pPr>
+              <w:spacing w:after="0" w:line="240" w:lineRule="auto"/>
+              <w:jc w:val="center"/>
+              <w:rPr>
+                <w:rFonts w:ascii="Arial" w:eastAsia="黑体" w:hAnsi="Arial" w:cs="Arial"/>
               </w:rPr>
             </w:pPr>
           </w:p>
@@ -2598,7 +3475,7 @@
               <w:spacing w:after="0" w:line="240" w:lineRule="auto"/>
               <w:jc w:val="center"/>
               <w:rPr>
-                <w:rFonts w:ascii="Arial" w:eastAsia="黑体" w:hAnsi="Arial" w:cs="Arial" w:hint="eastAsia"/>
+                <w:rFonts w:ascii="Arial" w:eastAsia="黑体" w:hAnsi="Arial" w:cs="Arial"/>
               </w:rPr>
             </w:pPr>
             <w:r>
@@ -2611,7 +3488,7 @@
         </w:tc>
         <w:tc>
           <w:tcPr>
-            <w:tcW w:w="1134" w:type="dxa"/>
+            <w:tcW w:w="992" w:type="dxa"/>
             <w:tcBorders>
               <w:top w:val="single" w:sz="4" w:space="0" w:color="auto"/>
               <w:left w:val="single" w:sz="4" w:space="0" w:color="auto"/>
@@ -2639,108 +3516,6 @@
         <w:tc>
           <w:tcPr>
             <w:tcW w:w="1134" w:type="dxa"/>
-            <w:tcBorders>
-              <w:top w:val="single" w:sz="4" w:space="0" w:color="auto"/>
-              <w:left w:val="single" w:sz="4" w:space="0" w:color="auto"/>
-              <w:bottom w:val="single" w:sz="4" w:space="0" w:color="auto"/>
-              <w:right w:val="single" w:sz="4" w:space="0" w:color="auto"/>
-            </w:tcBorders>
-            <w:vAlign w:val="center"/>
-          </w:tcPr>
-          <w:p>
-            <w:pPr>
-              <w:spacing w:after="0" w:line="240" w:lineRule="auto"/>
-              <w:jc w:val="center"/>
-              <w:rPr>
-                <w:rFonts w:ascii="Arial" w:eastAsia="黑体" w:hAnsi="Arial" w:cs="Arial"/>
-              </w:rPr>
-            </w:pPr>
-            <w:r>
-              <w:rPr>
-                <w:rFonts w:ascii="Arial" w:eastAsia="黑体" w:hAnsi="Arial" w:cs="Arial" w:hint="eastAsia"/>
-              </w:rPr>
-              <w:t>Matting</w:t>
-            </w:r>
-          </w:p>
-        </w:tc>
-        <w:tc>
-          <w:tcPr>
-            <w:tcW w:w="1134" w:type="dxa"/>
-            <w:vMerge/>
-            <w:tcBorders>
-              <w:left w:val="single" w:sz="4" w:space="0" w:color="auto"/>
-              <w:bottom w:val="single" w:sz="4" w:space="0" w:color="auto"/>
-              <w:right w:val="single" w:sz="4" w:space="0" w:color="auto"/>
-            </w:tcBorders>
-            <w:vAlign w:val="center"/>
-          </w:tcPr>
-          <w:p>
-            <w:pPr>
-              <w:spacing w:after="0" w:line="240" w:lineRule="auto"/>
-              <w:jc w:val="center"/>
-              <w:rPr>
-                <w:rFonts w:ascii="Arial" w:eastAsia="黑体" w:hAnsi="Arial" w:cs="Arial"/>
-              </w:rPr>
-            </w:pPr>
-          </w:p>
-        </w:tc>
-        <w:tc>
-          <w:tcPr>
-            <w:tcW w:w="1087" w:type="dxa"/>
-            <w:tcBorders>
-              <w:top w:val="single" w:sz="4" w:space="0" w:color="auto"/>
-              <w:left w:val="single" w:sz="4" w:space="0" w:color="auto"/>
-              <w:bottom w:val="single" w:sz="4" w:space="0" w:color="auto"/>
-              <w:right w:val="single" w:sz="4" w:space="0" w:color="auto"/>
-            </w:tcBorders>
-            <w:vAlign w:val="center"/>
-          </w:tcPr>
-          <w:p>
-            <w:pPr>
-              <w:spacing w:after="0" w:line="240" w:lineRule="auto"/>
-              <w:jc w:val="center"/>
-              <w:rPr>
-                <w:rFonts w:ascii="Arial" w:eastAsia="黑体" w:hAnsi="Arial" w:cs="Arial"/>
-              </w:rPr>
-            </w:pPr>
-            <w:r>
-              <w:rPr>
-                <w:rFonts w:ascii="Arial" w:eastAsia="黑体" w:hAnsi="Arial" w:cs="Arial" w:hint="eastAsia"/>
-              </w:rPr>
-              <w:t>Pilling</w:t>
-            </w:r>
-          </w:p>
-        </w:tc>
-        <w:tc>
-          <w:tcPr>
-            <w:tcW w:w="1228" w:type="dxa"/>
-            <w:tcBorders>
-              <w:top w:val="single" w:sz="4" w:space="0" w:color="auto"/>
-              <w:left w:val="single" w:sz="4" w:space="0" w:color="auto"/>
-              <w:bottom w:val="single" w:sz="4" w:space="0" w:color="auto"/>
-              <w:right w:val="single" w:sz="4" w:space="0" w:color="auto"/>
-            </w:tcBorders>
-            <w:vAlign w:val="center"/>
-          </w:tcPr>
-          <w:p>
-            <w:pPr>
-              <w:spacing w:after="0" w:line="240" w:lineRule="auto"/>
-              <w:jc w:val="center"/>
-              <w:rPr>
-                <w:rFonts w:ascii="Arial" w:eastAsia="黑体" w:hAnsi="Arial" w:cs="Arial"/>
-              </w:rPr>
-            </w:pPr>
-            <w:r>
-              <w:rPr>
-                <w:rFonts w:ascii="Arial" w:eastAsia="黑体" w:hAnsi="Arial" w:cs="Arial" w:hint="eastAsia"/>
-              </w:rPr>
-              <w:t>Fuzzing</w:t>
-            </w:r>
-          </w:p>
-        </w:tc>
-        <w:tc>
-          <w:tcPr>
-            <w:tcW w:w="1229" w:type="dxa"/>
             <w:tcBorders>
               <w:top w:val="single" w:sz="4" w:space="0" w:color="auto"/>
               <w:left w:val="single" w:sz="4" w:space="0" w:color="auto"/>
@@ -2768,12 +3543,12 @@
       </w:tr>
       <w:tr>
         <w:trPr>
-          <w:trHeight w:val="424"/>
+          <w:trHeight w:val="310"/>
           <w:jc w:val="center"/>
         </w:trPr>
         <w:tc>
           <w:tcPr>
-            <w:tcW w:w="1276" w:type="dxa"/>
+            <w:tcW w:w="1134" w:type="dxa"/>
             <w:vMerge w:val="restart"/>
             <w:tcBorders>
               <w:top w:val="single" w:sz="4" w:space="0" w:color="auto"/>
@@ -2795,23 +3570,141 @@
         </w:tc>
         <w:tc>
           <w:tcPr>
-            <w:tcW w:w="1134" w:type="dxa"/>
-            <w:tcBorders>
-              <w:top w:val="single" w:sz="4" w:space="0" w:color="auto"/>
-              <w:left w:val="single" w:sz="4" w:space="0" w:color="auto"/>
-              <w:bottom w:val="single" w:sz="4" w:space="0" w:color="auto"/>
-              <w:right w:val="single" w:sz="4" w:space="0" w:color="auto"/>
-            </w:tcBorders>
-          </w:tcPr>
-          <w:p>
-            <w:pPr>
-              <w:spacing w:after="0" w:line="240" w:lineRule="auto"/>
-              <w:jc w:val="center"/>
+            <w:tcW w:w="993" w:type="dxa"/>
+            <w:tcBorders>
+              <w:top w:val="single" w:sz="4" w:space="0" w:color="auto"/>
+              <w:left w:val="single" w:sz="4" w:space="0" w:color="auto"/>
+              <w:bottom w:val="single" w:sz="4" w:space="0" w:color="auto"/>
+              <w:right w:val="single" w:sz="4" w:space="0" w:color="auto"/>
+            </w:tcBorders>
+          </w:tcPr>
+          <w:p>
+            <w:pPr>
+              <w:spacing w:after="0" w:line="240" w:lineRule="auto"/>
+              <w:jc w:val="center"/>
+              <w:rPr>
+                <w:rFonts w:ascii="Arial" w:eastAsia="黑体" w:hAnsi="Arial" w:cs="Arial"/>
+                <w:sz w:val="13"/>
+                <w:szCs w:val="13"/>
+              </w:rPr>
+            </w:pPr>
+            <w:r>
               <w:rPr>
                 <w:rFonts w:ascii="Arial" w:eastAsia="黑体" w:hAnsi="Arial" w:cs="Arial" w:hint="eastAsia"/>
                 <w:sz w:val="20"/>
                 <w:szCs w:val="20"/>
               </w:rPr>
+              <w:t>125</w:t>
+            </w:r>
+          </w:p>
+        </w:tc>
+        <w:tc>
+          <w:tcPr>
+            <w:tcW w:w="992" w:type="dxa"/>
+            <w:tcBorders>
+              <w:top w:val="single" w:sz="4" w:space="0" w:color="auto"/>
+              <w:left w:val="single" w:sz="4" w:space="0" w:color="auto"/>
+              <w:bottom w:val="single" w:sz="4" w:space="0" w:color="auto"/>
+              <w:right w:val="single" w:sz="4" w:space="0" w:color="auto"/>
+            </w:tcBorders>
+          </w:tcPr>
+          <w:p>
+            <w:pPr>
+              <w:spacing w:after="0" w:line="240" w:lineRule="auto"/>
+              <w:jc w:val="center"/>
+              <w:rPr>
+                <w:rFonts w:ascii="Arial" w:eastAsia="黑体" w:hAnsi="Arial" w:cs="Arial"/>
+                <w:sz w:val="20"/>
+                <w:szCs w:val="20"/>
+              </w:rPr>
+            </w:pPr>
+          </w:p>
+        </w:tc>
+        <w:tc>
+          <w:tcPr>
+            <w:tcW w:w="992" w:type="dxa"/>
+            <w:tcBorders>
+              <w:top w:val="single" w:sz="4" w:space="0" w:color="auto"/>
+              <w:left w:val="single" w:sz="4" w:space="0" w:color="auto"/>
+              <w:bottom w:val="single" w:sz="4" w:space="0" w:color="auto"/>
+              <w:right w:val="single" w:sz="4" w:space="0" w:color="auto"/>
+            </w:tcBorders>
+          </w:tcPr>
+          <w:p>
+            <w:pPr>
+              <w:spacing w:after="0" w:line="240" w:lineRule="auto"/>
+              <w:jc w:val="center"/>
+              <w:rPr>
+                <w:rFonts w:ascii="Arial" w:eastAsia="黑体" w:hAnsi="Arial" w:cs="Arial"/>
+                <w:sz w:val="20"/>
+                <w:szCs w:val="20"/>
+              </w:rPr>
+            </w:pPr>
+          </w:p>
+        </w:tc>
+        <w:tc>
+          <w:tcPr>
+            <w:tcW w:w="992" w:type="dxa"/>
+            <w:tcBorders>
+              <w:top w:val="single" w:sz="4" w:space="0" w:color="auto"/>
+              <w:left w:val="single" w:sz="4" w:space="0" w:color="auto"/>
+              <w:bottom w:val="single" w:sz="4" w:space="0" w:color="auto"/>
+              <w:right w:val="single" w:sz="4" w:space="0" w:color="auto"/>
+            </w:tcBorders>
+          </w:tcPr>
+          <w:p>
+            <w:pPr>
+              <w:spacing w:after="0" w:line="240" w:lineRule="auto"/>
+              <w:jc w:val="center"/>
+              <w:rPr>
+                <w:rFonts w:ascii="Arial" w:eastAsia="黑体" w:hAnsi="Arial" w:cs="Arial"/>
+                <w:sz w:val="20"/>
+                <w:szCs w:val="20"/>
+              </w:rPr>
+            </w:pPr>
+          </w:p>
+        </w:tc>
+        <w:tc>
+          <w:tcPr>
+            <w:tcW w:w="1134" w:type="dxa"/>
+            <w:vMerge w:val="restart"/>
+            <w:tcBorders>
+              <w:top w:val="single" w:sz="4" w:space="0" w:color="auto"/>
+              <w:left w:val="single" w:sz="4" w:space="0" w:color="auto"/>
+              <w:right w:val="single" w:sz="4" w:space="0" w:color="auto"/>
+            </w:tcBorders>
+          </w:tcPr>
+          <w:p>
+            <w:pPr>
+              <w:spacing w:after="0" w:line="240" w:lineRule="auto"/>
+              <w:jc w:val="center"/>
+              <w:rPr>
+                <w:rFonts w:ascii="Arial" w:eastAsia="黑体" w:hAnsi="Arial" w:cs="Arial"/>
+                <w:sz w:val="13"/>
+                <w:szCs w:val="13"/>
+              </w:rPr>
+            </w:pPr>
+          </w:p>
+        </w:tc>
+        <w:tc>
+          <w:tcPr>
+            <w:tcW w:w="993" w:type="dxa"/>
+            <w:tcBorders>
+              <w:top w:val="single" w:sz="4" w:space="0" w:color="auto"/>
+              <w:left w:val="single" w:sz="4" w:space="0" w:color="auto"/>
+              <w:bottom w:val="single" w:sz="4" w:space="0" w:color="auto"/>
+              <w:right w:val="single" w:sz="4" w:space="0" w:color="auto"/>
+            </w:tcBorders>
+          </w:tcPr>
+          <w:p>
+            <w:pPr>
+              <w:spacing w:after="0" w:line="240" w:lineRule="auto"/>
+              <w:jc w:val="center"/>
+              <w:rPr>
+                <w:rFonts w:ascii="Arial" w:eastAsia="黑体" w:hAnsi="Arial" w:cs="Arial"/>
+                <w:sz w:val="13"/>
+                <w:szCs w:val="13"/>
+              </w:rPr>
             </w:pPr>
             <w:r>
               <w:rPr>
@@ -2847,7 +3740,7 @@
         </w:tc>
         <w:tc>
           <w:tcPr>
-            <w:tcW w:w="1134" w:type="dxa"/>
+            <w:tcW w:w="992" w:type="dxa"/>
             <w:tcBorders>
               <w:top w:val="single" w:sz="4" w:space="0" w:color="auto"/>
               <w:left w:val="single" w:sz="4" w:space="0" w:color="auto"/>
@@ -2889,9 +3782,36 @@
             </w:pPr>
           </w:p>
         </w:tc>
+      </w:tr>
+      <w:tr>
+        <w:trPr>
+          <w:trHeight w:val="272"/>
+          <w:jc w:val="center"/>
+        </w:trPr>
         <w:tc>
           <w:tcPr>
             <w:tcW w:w="1134" w:type="dxa"/>
+            <w:vMerge/>
+            <w:tcBorders>
+              <w:left w:val="single" w:sz="4" w:space="0" w:color="auto"/>
+              <w:right w:val="single" w:sz="4" w:space="0" w:color="auto"/>
+            </w:tcBorders>
+          </w:tcPr>
+          <w:p>
+            <w:pPr>
+              <w:spacing w:after="0" w:line="240" w:lineRule="auto"/>
+              <w:jc w:val="center"/>
+              <w:rPr>
+                <w:rFonts w:ascii="Arial" w:eastAsia="黑体" w:hAnsi="Arial" w:cs="Arial"/>
+                <w:sz w:val="18"/>
+                <w:szCs w:val="18"/>
+              </w:rPr>
+            </w:pPr>
+          </w:p>
+        </w:tc>
+        <w:tc>
+          <w:tcPr>
+            <w:tcW w:w="993" w:type="dxa"/>
             <w:tcBorders>
               <w:top w:val="single" w:sz="4" w:space="0" w:color="auto"/>
               <w:left w:val="single" w:sz="4" w:space="0" w:color="auto"/>
@@ -2915,35 +3835,130 @@
                 <w:sz w:val="20"/>
                 <w:szCs w:val="20"/>
               </w:rPr>
-              <w:t>2000</w:t>
+              <w:t>500</w:t>
             </w:r>
           </w:p>
         </w:tc>
         <w:tc>
           <w:tcPr>
-            <w:tcW w:w="1087" w:type="dxa"/>
-            <w:tcBorders>
-              <w:top w:val="single" w:sz="4" w:space="0" w:color="auto"/>
-              <w:left w:val="single" w:sz="4" w:space="0" w:color="auto"/>
-              <w:bottom w:val="single" w:sz="4" w:space="0" w:color="auto"/>
-              <w:right w:val="single" w:sz="4" w:space="0" w:color="auto"/>
-            </w:tcBorders>
-          </w:tcPr>
-          <w:p>
-            <w:pPr>
-              <w:spacing w:after="0" w:line="240" w:lineRule="auto"/>
-              <w:jc w:val="center"/>
+            <w:tcW w:w="992" w:type="dxa"/>
+            <w:tcBorders>
+              <w:top w:val="single" w:sz="4" w:space="0" w:color="auto"/>
+              <w:left w:val="single" w:sz="4" w:space="0" w:color="auto"/>
+              <w:bottom w:val="single" w:sz="4" w:space="0" w:color="auto"/>
+              <w:right w:val="single" w:sz="4" w:space="0" w:color="auto"/>
+            </w:tcBorders>
+          </w:tcPr>
+          <w:p>
+            <w:pPr>
+              <w:spacing w:after="0" w:line="240" w:lineRule="auto"/>
+              <w:jc w:val="center"/>
+              <w:rPr>
+                <w:rFonts w:ascii="Arial" w:eastAsia="黑体" w:hAnsi="Arial" w:cs="Arial"/>
+                <w:sz w:val="20"/>
+                <w:szCs w:val="20"/>
+              </w:rPr>
+            </w:pPr>
+          </w:p>
+        </w:tc>
+        <w:tc>
+          <w:tcPr>
+            <w:tcW w:w="992" w:type="dxa"/>
+            <w:tcBorders>
+              <w:top w:val="single" w:sz="4" w:space="0" w:color="auto"/>
+              <w:left w:val="single" w:sz="4" w:space="0" w:color="auto"/>
+              <w:bottom w:val="single" w:sz="4" w:space="0" w:color="auto"/>
+              <w:right w:val="single" w:sz="4" w:space="0" w:color="auto"/>
+            </w:tcBorders>
+          </w:tcPr>
+          <w:p>
+            <w:pPr>
+              <w:spacing w:after="0" w:line="240" w:lineRule="auto"/>
+              <w:jc w:val="center"/>
+              <w:rPr>
+                <w:rFonts w:ascii="Arial" w:eastAsia="黑体" w:hAnsi="Arial" w:cs="Arial"/>
+                <w:sz w:val="20"/>
+                <w:szCs w:val="20"/>
+              </w:rPr>
+            </w:pPr>
+          </w:p>
+        </w:tc>
+        <w:tc>
+          <w:tcPr>
+            <w:tcW w:w="992" w:type="dxa"/>
+            <w:tcBorders>
+              <w:top w:val="single" w:sz="4" w:space="0" w:color="auto"/>
+              <w:left w:val="single" w:sz="4" w:space="0" w:color="auto"/>
+              <w:bottom w:val="single" w:sz="4" w:space="0" w:color="auto"/>
+              <w:right w:val="single" w:sz="4" w:space="0" w:color="auto"/>
+            </w:tcBorders>
+          </w:tcPr>
+          <w:p>
+            <w:pPr>
+              <w:spacing w:after="0" w:line="240" w:lineRule="auto"/>
+              <w:jc w:val="center"/>
+              <w:rPr>
+                <w:rFonts w:ascii="Arial" w:eastAsia="黑体" w:hAnsi="Arial" w:cs="Arial"/>
+                <w:sz w:val="20"/>
+                <w:szCs w:val="20"/>
+              </w:rPr>
+            </w:pPr>
+          </w:p>
+        </w:tc>
+        <w:tc>
+          <w:tcPr>
+            <w:tcW w:w="1134" w:type="dxa"/>
+            <w:vMerge/>
+            <w:tcBorders>
+              <w:left w:val="single" w:sz="4" w:space="0" w:color="auto"/>
+              <w:right w:val="single" w:sz="4" w:space="0" w:color="auto"/>
+            </w:tcBorders>
+          </w:tcPr>
+          <w:p>
+            <w:pPr>
+              <w:spacing w:after="0" w:line="240" w:lineRule="auto"/>
+              <w:jc w:val="center"/>
+              <w:rPr>
+                <w:rFonts w:ascii="Arial" w:eastAsia="黑体" w:hAnsi="Arial" w:cs="Arial"/>
+                <w:sz w:val="13"/>
+                <w:szCs w:val="13"/>
+              </w:rPr>
+            </w:pPr>
+          </w:p>
+        </w:tc>
+        <w:tc>
+          <w:tcPr>
+            <w:tcW w:w="993" w:type="dxa"/>
+            <w:tcBorders>
+              <w:top w:val="single" w:sz="4" w:space="0" w:color="auto"/>
+              <w:left w:val="single" w:sz="4" w:space="0" w:color="auto"/>
+              <w:bottom w:val="single" w:sz="4" w:space="0" w:color="auto"/>
+              <w:right w:val="single" w:sz="4" w:space="0" w:color="auto"/>
+            </w:tcBorders>
+          </w:tcPr>
+          <w:p>
+            <w:pPr>
+              <w:spacing w:after="0" w:line="240" w:lineRule="auto"/>
+              <w:jc w:val="center"/>
+              <w:rPr>
+                <w:rFonts w:ascii="Arial" w:eastAsia="黑体" w:hAnsi="Arial" w:cs="Arial"/>
+                <w:sz w:val="13"/>
+                <w:szCs w:val="13"/>
+              </w:rPr>
+            </w:pPr>
+            <w:r>
               <w:rPr>
                 <w:rFonts w:ascii="Arial" w:eastAsia="黑体" w:hAnsi="Arial" w:cs="Arial" w:hint="eastAsia"/>
                 <w:sz w:val="20"/>
                 <w:szCs w:val="20"/>
               </w:rPr>
-            </w:pPr>
-          </w:p>
-        </w:tc>
-        <w:tc>
-          <w:tcPr>
-            <w:tcW w:w="1228" w:type="dxa"/>
+              <w:t>500</w:t>
+            </w:r>
+          </w:p>
+        </w:tc>
+        <w:tc>
+          <w:tcPr>
+            <w:tcW w:w="1134" w:type="dxa"/>
             <w:tcBorders>
               <w:top w:val="single" w:sz="4" w:space="0" w:color="auto"/>
               <w:left w:val="single" w:sz="4" w:space="0" w:color="auto"/>
@@ -2965,7 +3980,29 @@
         </w:tc>
         <w:tc>
           <w:tcPr>
-            <w:tcW w:w="1229" w:type="dxa"/>
+            <w:tcW w:w="992" w:type="dxa"/>
+            <w:tcBorders>
+              <w:top w:val="single" w:sz="4" w:space="0" w:color="auto"/>
+              <w:left w:val="single" w:sz="4" w:space="0" w:color="auto"/>
+              <w:bottom w:val="single" w:sz="4" w:space="0" w:color="auto"/>
+              <w:right w:val="single" w:sz="4" w:space="0" w:color="auto"/>
+            </w:tcBorders>
+          </w:tcPr>
+          <w:p>
+            <w:pPr>
+              <w:spacing w:after="0" w:line="240" w:lineRule="auto"/>
+              <w:jc w:val="center"/>
+              <w:rPr>
+                <w:rFonts w:ascii="Arial" w:eastAsia="黑体" w:hAnsi="Arial" w:cs="Arial"/>
+                <w:sz w:val="20"/>
+                <w:szCs w:val="20"/>
+              </w:rPr>
+            </w:pPr>
+          </w:p>
+        </w:tc>
+        <w:tc>
+          <w:tcPr>
+            <w:tcW w:w="1134" w:type="dxa"/>
             <w:tcBorders>
               <w:top w:val="single" w:sz="4" w:space="0" w:color="auto"/>
               <w:left w:val="single" w:sz="4" w:space="0" w:color="auto"/>
@@ -2988,12 +4025,12 @@
       </w:tr>
       <w:tr>
         <w:trPr>
-          <w:trHeight w:val="424"/>
+          <w:trHeight w:val="276"/>
           <w:jc w:val="center"/>
         </w:trPr>
         <w:tc>
           <w:tcPr>
-            <w:tcW w:w="1276" w:type="dxa"/>
+            <w:tcW w:w="1134" w:type="dxa"/>
             <w:vMerge/>
             <w:tcBorders>
               <w:left w:val="single" w:sz="4" w:space="0" w:color="auto"/>
@@ -3005,7 +4042,7 @@
               <w:spacing w:after="0" w:line="240" w:lineRule="auto"/>
               <w:jc w:val="center"/>
               <w:rPr>
-                <w:rFonts w:ascii="Arial" w:eastAsia="黑体" w:hAnsi="Arial" w:cs="Arial" w:hint="eastAsia"/>
+                <w:rFonts w:ascii="Arial" w:eastAsia="黑体" w:hAnsi="Arial" w:cs="Arial"/>
                 <w:sz w:val="18"/>
                 <w:szCs w:val="18"/>
               </w:rPr>
@@ -3014,23 +4051,140 @@
         </w:tc>
         <w:tc>
           <w:tcPr>
-            <w:tcW w:w="1134" w:type="dxa"/>
-            <w:tcBorders>
-              <w:top w:val="single" w:sz="4" w:space="0" w:color="auto"/>
-              <w:left w:val="single" w:sz="4" w:space="0" w:color="auto"/>
-              <w:bottom w:val="single" w:sz="4" w:space="0" w:color="auto"/>
-              <w:right w:val="single" w:sz="4" w:space="0" w:color="auto"/>
-            </w:tcBorders>
-          </w:tcPr>
-          <w:p>
-            <w:pPr>
-              <w:spacing w:after="0" w:line="240" w:lineRule="auto"/>
-              <w:jc w:val="center"/>
+            <w:tcW w:w="993" w:type="dxa"/>
+            <w:tcBorders>
+              <w:top w:val="single" w:sz="4" w:space="0" w:color="auto"/>
+              <w:left w:val="single" w:sz="4" w:space="0" w:color="auto"/>
+              <w:bottom w:val="single" w:sz="4" w:space="0" w:color="auto"/>
+              <w:right w:val="single" w:sz="4" w:space="0" w:color="auto"/>
+            </w:tcBorders>
+          </w:tcPr>
+          <w:p>
+            <w:pPr>
+              <w:spacing w:after="0" w:line="240" w:lineRule="auto"/>
+              <w:jc w:val="center"/>
+              <w:rPr>
+                <w:rFonts w:ascii="Arial" w:eastAsia="黑体" w:hAnsi="Arial" w:cs="Arial"/>
+                <w:sz w:val="13"/>
+                <w:szCs w:val="13"/>
+              </w:rPr>
+            </w:pPr>
+            <w:r>
               <w:rPr>
                 <w:rFonts w:ascii="Arial" w:eastAsia="黑体" w:hAnsi="Arial" w:cs="Arial" w:hint="eastAsia"/>
                 <w:sz w:val="20"/>
                 <w:szCs w:val="20"/>
               </w:rPr>
+              <w:t>1000</w:t>
+            </w:r>
+          </w:p>
+        </w:tc>
+        <w:tc>
+          <w:tcPr>
+            <w:tcW w:w="992" w:type="dxa"/>
+            <w:tcBorders>
+              <w:top w:val="single" w:sz="4" w:space="0" w:color="auto"/>
+              <w:left w:val="single" w:sz="4" w:space="0" w:color="auto"/>
+              <w:bottom w:val="single" w:sz="4" w:space="0" w:color="auto"/>
+              <w:right w:val="single" w:sz="4" w:space="0" w:color="auto"/>
+            </w:tcBorders>
+          </w:tcPr>
+          <w:p>
+            <w:pPr>
+              <w:spacing w:after="0" w:line="240" w:lineRule="auto"/>
+              <w:jc w:val="center"/>
+              <w:rPr>
+                <w:rFonts w:ascii="Arial" w:eastAsia="黑体" w:hAnsi="Arial" w:cs="Arial"/>
+                <w:sz w:val="20"/>
+                <w:szCs w:val="20"/>
+              </w:rPr>
+            </w:pPr>
+          </w:p>
+        </w:tc>
+        <w:tc>
+          <w:tcPr>
+            <w:tcW w:w="992" w:type="dxa"/>
+            <w:tcBorders>
+              <w:top w:val="single" w:sz="4" w:space="0" w:color="auto"/>
+              <w:left w:val="single" w:sz="4" w:space="0" w:color="auto"/>
+              <w:bottom w:val="single" w:sz="4" w:space="0" w:color="auto"/>
+              <w:right w:val="single" w:sz="4" w:space="0" w:color="auto"/>
+            </w:tcBorders>
+          </w:tcPr>
+          <w:p>
+            <w:pPr>
+              <w:spacing w:after="0" w:line="240" w:lineRule="auto"/>
+              <w:jc w:val="center"/>
+              <w:rPr>
+                <w:rFonts w:ascii="Arial" w:eastAsia="黑体" w:hAnsi="Arial" w:cs="Arial"/>
+                <w:sz w:val="20"/>
+                <w:szCs w:val="20"/>
+              </w:rPr>
+            </w:pPr>
+          </w:p>
+        </w:tc>
+        <w:tc>
+          <w:tcPr>
+            <w:tcW w:w="992" w:type="dxa"/>
+            <w:tcBorders>
+              <w:top w:val="single" w:sz="4" w:space="0" w:color="auto"/>
+              <w:left w:val="single" w:sz="4" w:space="0" w:color="auto"/>
+              <w:bottom w:val="single" w:sz="4" w:space="0" w:color="auto"/>
+              <w:right w:val="single" w:sz="4" w:space="0" w:color="auto"/>
+            </w:tcBorders>
+          </w:tcPr>
+          <w:p>
+            <w:pPr>
+              <w:spacing w:after="0" w:line="240" w:lineRule="auto"/>
+              <w:jc w:val="center"/>
+              <w:rPr>
+                <w:rFonts w:ascii="Arial" w:eastAsia="黑体" w:hAnsi="Arial" w:cs="Arial"/>
+                <w:sz w:val="20"/>
+                <w:szCs w:val="20"/>
+              </w:rPr>
+            </w:pPr>
+          </w:p>
+        </w:tc>
+        <w:tc>
+          <w:tcPr>
+            <w:tcW w:w="1134" w:type="dxa"/>
+            <w:vMerge/>
+            <w:tcBorders>
+              <w:left w:val="single" w:sz="4" w:space="0" w:color="auto"/>
+              <w:right w:val="single" w:sz="4" w:space="0" w:color="auto"/>
+            </w:tcBorders>
+          </w:tcPr>
+          <w:p>
+            <w:pPr>
+              <w:spacing w:after="0" w:line="240" w:lineRule="auto"/>
+              <w:jc w:val="center"/>
+              <w:rPr>
+                <w:rFonts w:ascii="Arial" w:eastAsia="黑体" w:hAnsi="Arial" w:cs="Arial"/>
+                <w:sz w:val="13"/>
+                <w:szCs w:val="13"/>
+              </w:rPr>
+            </w:pPr>
+          </w:p>
+        </w:tc>
+        <w:tc>
+          <w:tcPr>
+            <w:tcW w:w="993" w:type="dxa"/>
+            <w:tcBorders>
+              <w:top w:val="single" w:sz="4" w:space="0" w:color="auto"/>
+              <w:left w:val="single" w:sz="4" w:space="0" w:color="auto"/>
+              <w:bottom w:val="single" w:sz="4" w:space="0" w:color="auto"/>
+              <w:right w:val="single" w:sz="4" w:space="0" w:color="auto"/>
+            </w:tcBorders>
+          </w:tcPr>
+          <w:p>
+            <w:pPr>
+              <w:spacing w:after="0" w:line="240" w:lineRule="auto"/>
+              <w:jc w:val="center"/>
+              <w:rPr>
+                <w:rFonts w:ascii="Arial" w:eastAsia="黑体" w:hAnsi="Arial" w:cs="Arial"/>
+                <w:sz w:val="13"/>
+                <w:szCs w:val="13"/>
+              </w:rPr>
             </w:pPr>
             <w:r>
               <w:rPr>
@@ -3038,7 +4192,7 @@
                 <w:sz w:val="20"/>
                 <w:szCs w:val="20"/>
               </w:rPr>
-              <w:t>500</w:t>
+              <w:t>1000</w:t>
             </w:r>
           </w:p>
         </w:tc>
@@ -3066,7 +4220,7 @@
         </w:tc>
         <w:tc>
           <w:tcPr>
-            <w:tcW w:w="1134" w:type="dxa"/>
+            <w:tcW w:w="992" w:type="dxa"/>
             <w:tcBorders>
               <w:top w:val="single" w:sz="4" w:space="0" w:color="auto"/>
               <w:left w:val="single" w:sz="4" w:space="0" w:color="auto"/>
@@ -3108,61 +4262,66 @@
             </w:pPr>
           </w:p>
         </w:tc>
+      </w:tr>
+      <w:tr>
+        <w:trPr>
+          <w:trHeight w:val="280"/>
+          <w:jc w:val="center"/>
+        </w:trPr>
         <w:tc>
           <w:tcPr>
             <w:tcW w:w="1134" w:type="dxa"/>
-            <w:tcBorders>
-              <w:top w:val="single" w:sz="4" w:space="0" w:color="auto"/>
-              <w:left w:val="single" w:sz="4" w:space="0" w:color="auto"/>
-              <w:bottom w:val="single" w:sz="4" w:space="0" w:color="auto"/>
-              <w:right w:val="single" w:sz="4" w:space="0" w:color="auto"/>
-            </w:tcBorders>
-          </w:tcPr>
-          <w:p>
-            <w:pPr>
-              <w:spacing w:after="0" w:line="240" w:lineRule="auto"/>
-              <w:jc w:val="center"/>
-              <w:rPr>
-                <w:rFonts w:ascii="Arial" w:eastAsia="黑体" w:hAnsi="Arial" w:cs="Arial"/>
-                <w:sz w:val="13"/>
-                <w:szCs w:val="13"/>
-              </w:rPr>
-            </w:pPr>
-            <w:r>
+            <w:vMerge/>
+            <w:tcBorders>
+              <w:left w:val="single" w:sz="4" w:space="0" w:color="auto"/>
+              <w:right w:val="single" w:sz="4" w:space="0" w:color="auto"/>
+            </w:tcBorders>
+          </w:tcPr>
+          <w:p>
+            <w:pPr>
+              <w:spacing w:after="0" w:line="240" w:lineRule="auto"/>
+              <w:jc w:val="center"/>
+              <w:rPr>
+                <w:rFonts w:ascii="Arial" w:eastAsia="黑体" w:hAnsi="Arial" w:cs="Arial"/>
+                <w:sz w:val="18"/>
+                <w:szCs w:val="18"/>
+              </w:rPr>
+            </w:pPr>
+          </w:p>
+        </w:tc>
+        <w:tc>
+          <w:tcPr>
+            <w:tcW w:w="993" w:type="dxa"/>
+            <w:tcBorders>
+              <w:top w:val="single" w:sz="4" w:space="0" w:color="auto"/>
+              <w:left w:val="single" w:sz="4" w:space="0" w:color="auto"/>
+              <w:bottom w:val="single" w:sz="4" w:space="0" w:color="auto"/>
+              <w:right w:val="single" w:sz="4" w:space="0" w:color="auto"/>
+            </w:tcBorders>
+          </w:tcPr>
+          <w:p>
+            <w:pPr>
+              <w:spacing w:after="0" w:line="240" w:lineRule="auto"/>
+              <w:jc w:val="center"/>
               <w:rPr>
                 <w:rFonts w:ascii="Arial" w:eastAsia="黑体" w:hAnsi="Arial" w:cs="Arial" w:hint="eastAsia"/>
                 <w:sz w:val="20"/>
                 <w:szCs w:val="20"/>
               </w:rPr>
-              <w:t>5000</w:t>
-            </w:r>
-          </w:p>
-        </w:tc>
-        <w:tc>
-          <w:tcPr>
-            <w:tcW w:w="1087" w:type="dxa"/>
-            <w:tcBorders>
-              <w:top w:val="single" w:sz="4" w:space="0" w:color="auto"/>
-              <w:left w:val="single" w:sz="4" w:space="0" w:color="auto"/>
-              <w:bottom w:val="single" w:sz="4" w:space="0" w:color="auto"/>
-              <w:right w:val="single" w:sz="4" w:space="0" w:color="auto"/>
-            </w:tcBorders>
-          </w:tcPr>
-          <w:p>
-            <w:pPr>
-              <w:spacing w:after="0" w:line="240" w:lineRule="auto"/>
-              <w:jc w:val="center"/>
+            </w:pPr>
+            <w:r>
               <w:rPr>
                 <w:rFonts w:ascii="Arial" w:eastAsia="黑体" w:hAnsi="Arial" w:cs="Arial" w:hint="eastAsia"/>
                 <w:sz w:val="20"/>
                 <w:szCs w:val="20"/>
               </w:rPr>
-            </w:pPr>
-          </w:p>
-        </w:tc>
-        <w:tc>
-          <w:tcPr>
-            <w:tcW w:w="1228" w:type="dxa"/>
+              <w:t>2000</w:t>
+            </w:r>
+          </w:p>
+        </w:tc>
+        <w:tc>
+          <w:tcPr>
+            <w:tcW w:w="992" w:type="dxa"/>
             <w:tcBorders>
               <w:top w:val="single" w:sz="4" w:space="0" w:color="auto"/>
               <w:left w:val="single" w:sz="4" w:space="0" w:color="auto"/>
@@ -3184,7 +4343,146 @@
         </w:tc>
         <w:tc>
           <w:tcPr>
-            <w:tcW w:w="1229" w:type="dxa"/>
+            <w:tcW w:w="992" w:type="dxa"/>
+            <w:tcBorders>
+              <w:top w:val="single" w:sz="4" w:space="0" w:color="auto"/>
+              <w:left w:val="single" w:sz="4" w:space="0" w:color="auto"/>
+              <w:bottom w:val="single" w:sz="4" w:space="0" w:color="auto"/>
+              <w:right w:val="single" w:sz="4" w:space="0" w:color="auto"/>
+            </w:tcBorders>
+          </w:tcPr>
+          <w:p>
+            <w:pPr>
+              <w:spacing w:after="0" w:line="240" w:lineRule="auto"/>
+              <w:jc w:val="center"/>
+              <w:rPr>
+                <w:rFonts w:ascii="Arial" w:eastAsia="黑体" w:hAnsi="Arial" w:cs="Arial"/>
+                <w:sz w:val="20"/>
+                <w:szCs w:val="20"/>
+              </w:rPr>
+            </w:pPr>
+          </w:p>
+        </w:tc>
+        <w:tc>
+          <w:tcPr>
+            <w:tcW w:w="992" w:type="dxa"/>
+            <w:tcBorders>
+              <w:top w:val="single" w:sz="4" w:space="0" w:color="auto"/>
+              <w:left w:val="single" w:sz="4" w:space="0" w:color="auto"/>
+              <w:bottom w:val="single" w:sz="4" w:space="0" w:color="auto"/>
+              <w:right w:val="single" w:sz="4" w:space="0" w:color="auto"/>
+            </w:tcBorders>
+          </w:tcPr>
+          <w:p>
+            <w:pPr>
+              <w:spacing w:after="0" w:line="240" w:lineRule="auto"/>
+              <w:jc w:val="center"/>
+              <w:rPr>
+                <w:rFonts w:ascii="Arial" w:eastAsia="黑体" w:hAnsi="Arial" w:cs="Arial"/>
+                <w:sz w:val="20"/>
+                <w:szCs w:val="20"/>
+              </w:rPr>
+            </w:pPr>
+          </w:p>
+        </w:tc>
+        <w:tc>
+          <w:tcPr>
+            <w:tcW w:w="1134" w:type="dxa"/>
+            <w:vMerge/>
+            <w:tcBorders>
+              <w:left w:val="single" w:sz="4" w:space="0" w:color="auto"/>
+              <w:right w:val="single" w:sz="4" w:space="0" w:color="auto"/>
+            </w:tcBorders>
+          </w:tcPr>
+          <w:p>
+            <w:pPr>
+              <w:spacing w:after="0" w:line="240" w:lineRule="auto"/>
+              <w:jc w:val="center"/>
+              <w:rPr>
+                <w:rFonts w:ascii="Arial" w:eastAsia="黑体" w:hAnsi="Arial" w:cs="Arial" w:hint="eastAsia"/>
+                <w:sz w:val="20"/>
+                <w:szCs w:val="20"/>
+              </w:rPr>
+            </w:pPr>
+          </w:p>
+        </w:tc>
+        <w:tc>
+          <w:tcPr>
+            <w:tcW w:w="993" w:type="dxa"/>
+            <w:tcBorders>
+              <w:top w:val="single" w:sz="4" w:space="0" w:color="auto"/>
+              <w:left w:val="single" w:sz="4" w:space="0" w:color="auto"/>
+              <w:bottom w:val="single" w:sz="4" w:space="0" w:color="auto"/>
+              <w:right w:val="single" w:sz="4" w:space="0" w:color="auto"/>
+            </w:tcBorders>
+          </w:tcPr>
+          <w:p>
+            <w:pPr>
+              <w:spacing w:after="0" w:line="240" w:lineRule="auto"/>
+              <w:jc w:val="center"/>
+              <w:rPr>
+                <w:rFonts w:ascii="Arial" w:eastAsia="黑体" w:hAnsi="Arial" w:cs="Arial" w:hint="eastAsia"/>
+                <w:sz w:val="20"/>
+                <w:szCs w:val="20"/>
+              </w:rPr>
+            </w:pPr>
+            <w:r>
+              <w:rPr>
+                <w:rFonts w:ascii="Arial" w:eastAsia="黑体" w:hAnsi="Arial" w:cs="Arial" w:hint="eastAsia"/>
+                <w:sz w:val="20"/>
+                <w:szCs w:val="20"/>
+              </w:rPr>
+              <w:t>2000</w:t>
+            </w:r>
+          </w:p>
+        </w:tc>
+        <w:tc>
+          <w:tcPr>
+            <w:tcW w:w="1134" w:type="dxa"/>
+            <w:tcBorders>
+              <w:top w:val="single" w:sz="4" w:space="0" w:color="auto"/>
+              <w:left w:val="single" w:sz="4" w:space="0" w:color="auto"/>
+              <w:bottom w:val="single" w:sz="4" w:space="0" w:color="auto"/>
+              <w:right w:val="single" w:sz="4" w:space="0" w:color="auto"/>
+            </w:tcBorders>
+          </w:tcPr>
+          <w:p>
+            <w:pPr>
+              <w:spacing w:after="0" w:line="240" w:lineRule="auto"/>
+              <w:jc w:val="center"/>
+              <w:rPr>
+                <w:rFonts w:ascii="Arial" w:eastAsia="黑体" w:hAnsi="Arial" w:cs="Arial"/>
+                <w:sz w:val="20"/>
+                <w:szCs w:val="20"/>
+              </w:rPr>
+            </w:pPr>
+          </w:p>
+        </w:tc>
+        <w:tc>
+          <w:tcPr>
+            <w:tcW w:w="992" w:type="dxa"/>
+            <w:tcBorders>
+              <w:top w:val="single" w:sz="4" w:space="0" w:color="auto"/>
+              <w:left w:val="single" w:sz="4" w:space="0" w:color="auto"/>
+              <w:bottom w:val="single" w:sz="4" w:space="0" w:color="auto"/>
+              <w:right w:val="single" w:sz="4" w:space="0" w:color="auto"/>
+            </w:tcBorders>
+          </w:tcPr>
+          <w:p>
+            <w:pPr>
+              <w:spacing w:after="0" w:line="240" w:lineRule="auto"/>
+              <w:jc w:val="center"/>
+              <w:rPr>
+                <w:rFonts w:ascii="Arial" w:eastAsia="黑体" w:hAnsi="Arial" w:cs="Arial"/>
+                <w:sz w:val="20"/>
+                <w:szCs w:val="20"/>
+              </w:rPr>
+            </w:pPr>
+          </w:p>
+        </w:tc>
+        <w:tc>
+          <w:tcPr>
+            <w:tcW w:w="1134" w:type="dxa"/>
             <w:tcBorders>
               <w:top w:val="single" w:sz="4" w:space="0" w:color="auto"/>
               <w:left w:val="single" w:sz="4" w:space="0" w:color="auto"/>
@@ -3207,16 +4505,15 @@
       </w:tr>
       <w:tr>
         <w:trPr>
-          <w:trHeight w:val="424"/>
+          <w:trHeight w:val="270"/>
           <w:jc w:val="center"/>
         </w:trPr>
         <w:tc>
           <w:tcPr>
-            <w:tcW w:w="1276" w:type="dxa"/>
+            <w:tcW w:w="1134" w:type="dxa"/>
             <w:vMerge/>
             <w:tcBorders>
               <w:left w:val="single" w:sz="4" w:space="0" w:color="auto"/>
-              <w:bottom w:val="single" w:sz="4" w:space="0" w:color="auto"/>
               <w:right w:val="single" w:sz="4" w:space="0" w:color="auto"/>
             </w:tcBorders>
           </w:tcPr>
@@ -3234,7 +4531,7 @@
         </w:tc>
         <w:tc>
           <w:tcPr>
-            <w:tcW w:w="1134" w:type="dxa"/>
+            <w:tcW w:w="993" w:type="dxa"/>
             <w:tcBorders>
               <w:top w:val="single" w:sz="4" w:space="0" w:color="auto"/>
               <w:left w:val="single" w:sz="4" w:space="0" w:color="auto"/>
@@ -3258,13 +4555,13 @@
                 <w:sz w:val="20"/>
                 <w:szCs w:val="20"/>
               </w:rPr>
-              <w:t>1000</w:t>
+              <w:t>5000</w:t>
             </w:r>
           </w:p>
         </w:tc>
         <w:tc>
           <w:tcPr>
-            <w:tcW w:w="1134" w:type="dxa"/>
+            <w:tcW w:w="992" w:type="dxa"/>
             <w:tcBorders>
               <w:top w:val="single" w:sz="4" w:space="0" w:color="auto"/>
               <w:left w:val="single" w:sz="4" w:space="0" w:color="auto"/>
@@ -3286,7 +4583,7 @@
         </w:tc>
         <w:tc>
           <w:tcPr>
-            <w:tcW w:w="1134" w:type="dxa"/>
+            <w:tcW w:w="992" w:type="dxa"/>
             <w:tcBorders>
               <w:top w:val="single" w:sz="4" w:space="0" w:color="auto"/>
               <w:left w:val="single" w:sz="4" w:space="0" w:color="auto"/>
@@ -3308,7 +4605,7 @@
         </w:tc>
         <w:tc>
           <w:tcPr>
-            <w:tcW w:w="1134" w:type="dxa"/>
+            <w:tcW w:w="992" w:type="dxa"/>
             <w:tcBorders>
               <w:top w:val="single" w:sz="4" w:space="0" w:color="auto"/>
               <w:left w:val="single" w:sz="4" w:space="0" w:color="auto"/>
@@ -3331,36 +4628,27 @@
         <w:tc>
           <w:tcPr>
             <w:tcW w:w="1134" w:type="dxa"/>
-            <w:tcBorders>
-              <w:top w:val="single" w:sz="4" w:space="0" w:color="auto"/>
-              <w:left w:val="single" w:sz="4" w:space="0" w:color="auto"/>
-              <w:bottom w:val="single" w:sz="4" w:space="0" w:color="auto"/>
-              <w:right w:val="single" w:sz="4" w:space="0" w:color="auto"/>
-            </w:tcBorders>
-          </w:tcPr>
-          <w:p>
-            <w:pPr>
-              <w:spacing w:after="0" w:line="240" w:lineRule="auto"/>
-              <w:jc w:val="center"/>
-              <w:rPr>
-                <w:rFonts w:ascii="Arial" w:eastAsia="黑体" w:hAnsi="Arial" w:cs="Arial"/>
-                <w:sz w:val="13"/>
-                <w:szCs w:val="13"/>
-              </w:rPr>
-            </w:pPr>
-            <w:r>
+            <w:vMerge/>
+            <w:tcBorders>
+              <w:left w:val="single" w:sz="4" w:space="0" w:color="auto"/>
+              <w:right w:val="single" w:sz="4" w:space="0" w:color="auto"/>
+            </w:tcBorders>
+          </w:tcPr>
+          <w:p>
+            <w:pPr>
+              <w:spacing w:after="0" w:line="240" w:lineRule="auto"/>
+              <w:jc w:val="center"/>
               <w:rPr>
                 <w:rFonts w:ascii="Arial" w:eastAsia="黑体" w:hAnsi="Arial" w:cs="Arial" w:hint="eastAsia"/>
                 <w:sz w:val="20"/>
                 <w:szCs w:val="20"/>
               </w:rPr>
-              <w:t>7000</w:t>
-            </w:r>
-          </w:p>
-        </w:tc>
-        <w:tc>
-          <w:tcPr>
-            <w:tcW w:w="1087" w:type="dxa"/>
+            </w:pPr>
+          </w:p>
+        </w:tc>
+        <w:tc>
+          <w:tcPr>
+            <w:tcW w:w="993" w:type="dxa"/>
             <w:tcBorders>
               <w:top w:val="single" w:sz="4" w:space="0" w:color="auto"/>
               <w:left w:val="single" w:sz="4" w:space="0" w:color="auto"/>
@@ -3378,33 +4666,305 @@
                 <w:szCs w:val="20"/>
               </w:rPr>
             </w:pPr>
-          </w:p>
-        </w:tc>
-        <w:tc>
-          <w:tcPr>
-            <w:tcW w:w="1228" w:type="dxa"/>
-            <w:tcBorders>
-              <w:top w:val="single" w:sz="4" w:space="0" w:color="auto"/>
-              <w:left w:val="single" w:sz="4" w:space="0" w:color="auto"/>
-              <w:bottom w:val="single" w:sz="4" w:space="0" w:color="auto"/>
-              <w:right w:val="single" w:sz="4" w:space="0" w:color="auto"/>
-            </w:tcBorders>
-          </w:tcPr>
-          <w:p>
-            <w:pPr>
-              <w:spacing w:after="0" w:line="240" w:lineRule="auto"/>
-              <w:jc w:val="center"/>
-              <w:rPr>
-                <w:rFonts w:ascii="Arial" w:eastAsia="黑体" w:hAnsi="Arial" w:cs="Arial"/>
+            <w:r>
+              <w:rPr>
+                <w:rFonts w:ascii="Arial" w:eastAsia="黑体" w:hAnsi="Arial" w:cs="Arial" w:hint="eastAsia"/>
                 <w:sz w:val="20"/>
                 <w:szCs w:val="20"/>
               </w:rPr>
-            </w:pPr>
-          </w:p>
-        </w:tc>
-        <w:tc>
-          <w:tcPr>
-            <w:tcW w:w="1229" w:type="dxa"/>
+              <w:t>5000</w:t>
+            </w:r>
+          </w:p>
+        </w:tc>
+        <w:tc>
+          <w:tcPr>
+            <w:tcW w:w="1134" w:type="dxa"/>
+            <w:tcBorders>
+              <w:top w:val="single" w:sz="4" w:space="0" w:color="auto"/>
+              <w:left w:val="single" w:sz="4" w:space="0" w:color="auto"/>
+              <w:bottom w:val="single" w:sz="4" w:space="0" w:color="auto"/>
+              <w:right w:val="single" w:sz="4" w:space="0" w:color="auto"/>
+            </w:tcBorders>
+          </w:tcPr>
+          <w:p>
+            <w:pPr>
+              <w:spacing w:after="0" w:line="240" w:lineRule="auto"/>
+              <w:jc w:val="center"/>
+              <w:rPr>
+                <w:rFonts w:ascii="Arial" w:eastAsia="黑体" w:hAnsi="Arial" w:cs="Arial"/>
+                <w:sz w:val="20"/>
+                <w:szCs w:val="20"/>
+              </w:rPr>
+            </w:pPr>
+          </w:p>
+        </w:tc>
+        <w:tc>
+          <w:tcPr>
+            <w:tcW w:w="992" w:type="dxa"/>
+            <w:tcBorders>
+              <w:top w:val="single" w:sz="4" w:space="0" w:color="auto"/>
+              <w:left w:val="single" w:sz="4" w:space="0" w:color="auto"/>
+              <w:bottom w:val="single" w:sz="4" w:space="0" w:color="auto"/>
+              <w:right w:val="single" w:sz="4" w:space="0" w:color="auto"/>
+            </w:tcBorders>
+          </w:tcPr>
+          <w:p>
+            <w:pPr>
+              <w:spacing w:after="0" w:line="240" w:lineRule="auto"/>
+              <w:jc w:val="center"/>
+              <w:rPr>
+                <w:rFonts w:ascii="Arial" w:eastAsia="黑体" w:hAnsi="Arial" w:cs="Arial"/>
+                <w:sz w:val="20"/>
+                <w:szCs w:val="20"/>
+              </w:rPr>
+            </w:pPr>
+          </w:p>
+        </w:tc>
+        <w:tc>
+          <w:tcPr>
+            <w:tcW w:w="1134" w:type="dxa"/>
+            <w:tcBorders>
+              <w:top w:val="single" w:sz="4" w:space="0" w:color="auto"/>
+              <w:left w:val="single" w:sz="4" w:space="0" w:color="auto"/>
+              <w:bottom w:val="single" w:sz="4" w:space="0" w:color="auto"/>
+              <w:right w:val="single" w:sz="4" w:space="0" w:color="auto"/>
+            </w:tcBorders>
+          </w:tcPr>
+          <w:p>
+            <w:pPr>
+              <w:spacing w:after="0" w:line="240" w:lineRule="auto"/>
+              <w:jc w:val="center"/>
+              <w:rPr>
+                <w:rFonts w:ascii="Arial" w:eastAsia="黑体" w:hAnsi="Arial" w:cs="Arial"/>
+                <w:sz w:val="20"/>
+                <w:szCs w:val="20"/>
+              </w:rPr>
+            </w:pPr>
+          </w:p>
+        </w:tc>
+      </w:tr>
+      <w:tr>
+        <w:trPr>
+          <w:trHeight w:val="274"/>
+          <w:jc w:val="center"/>
+        </w:trPr>
+        <w:tc>
+          <w:tcPr>
+            <w:tcW w:w="1134" w:type="dxa"/>
+            <w:vMerge/>
+            <w:tcBorders>
+              <w:left w:val="single" w:sz="4" w:space="0" w:color="auto"/>
+              <w:bottom w:val="single" w:sz="4" w:space="0" w:color="auto"/>
+              <w:right w:val="single" w:sz="4" w:space="0" w:color="auto"/>
+            </w:tcBorders>
+          </w:tcPr>
+          <w:p>
+            <w:pPr>
+              <w:spacing w:after="0" w:line="240" w:lineRule="auto"/>
+              <w:jc w:val="center"/>
+              <w:rPr>
+                <w:rFonts w:ascii="Arial" w:eastAsia="黑体" w:hAnsi="Arial" w:cs="Arial"/>
+                <w:sz w:val="18"/>
+                <w:szCs w:val="18"/>
+              </w:rPr>
+            </w:pPr>
+          </w:p>
+        </w:tc>
+        <w:tc>
+          <w:tcPr>
+            <w:tcW w:w="993" w:type="dxa"/>
+            <w:tcBorders>
+              <w:top w:val="single" w:sz="4" w:space="0" w:color="auto"/>
+              <w:left w:val="single" w:sz="4" w:space="0" w:color="auto"/>
+              <w:bottom w:val="single" w:sz="4" w:space="0" w:color="auto"/>
+              <w:right w:val="single" w:sz="4" w:space="0" w:color="auto"/>
+            </w:tcBorders>
+          </w:tcPr>
+          <w:p>
+            <w:pPr>
+              <w:spacing w:after="0" w:line="240" w:lineRule="auto"/>
+              <w:jc w:val="center"/>
+              <w:rPr>
+                <w:rFonts w:ascii="Arial" w:eastAsia="黑体" w:hAnsi="Arial" w:cs="Arial" w:hint="eastAsia"/>
+                <w:sz w:val="20"/>
+                <w:szCs w:val="20"/>
+              </w:rPr>
+            </w:pPr>
+            <w:r>
+              <w:rPr>
+                <w:rFonts w:ascii="Arial" w:eastAsia="黑体" w:hAnsi="Arial" w:cs="Arial" w:hint="eastAsia"/>
+                <w:sz w:val="20"/>
+                <w:szCs w:val="20"/>
+              </w:rPr>
+              <w:t>7000</w:t>
+            </w:r>
+          </w:p>
+        </w:tc>
+        <w:tc>
+          <w:tcPr>
+            <w:tcW w:w="992" w:type="dxa"/>
+            <w:tcBorders>
+              <w:top w:val="single" w:sz="4" w:space="0" w:color="auto"/>
+              <w:left w:val="single" w:sz="4" w:space="0" w:color="auto"/>
+              <w:bottom w:val="single" w:sz="4" w:space="0" w:color="auto"/>
+              <w:right w:val="single" w:sz="4" w:space="0" w:color="auto"/>
+            </w:tcBorders>
+          </w:tcPr>
+          <w:p>
+            <w:pPr>
+              <w:spacing w:after="0" w:line="240" w:lineRule="auto"/>
+              <w:jc w:val="center"/>
+              <w:rPr>
+                <w:rFonts w:ascii="Arial" w:eastAsia="黑体" w:hAnsi="Arial" w:cs="Arial"/>
+                <w:sz w:val="20"/>
+                <w:szCs w:val="20"/>
+              </w:rPr>
+            </w:pPr>
+          </w:p>
+        </w:tc>
+        <w:tc>
+          <w:tcPr>
+            <w:tcW w:w="992" w:type="dxa"/>
+            <w:tcBorders>
+              <w:top w:val="single" w:sz="4" w:space="0" w:color="auto"/>
+              <w:left w:val="single" w:sz="4" w:space="0" w:color="auto"/>
+              <w:bottom w:val="single" w:sz="4" w:space="0" w:color="auto"/>
+              <w:right w:val="single" w:sz="4" w:space="0" w:color="auto"/>
+            </w:tcBorders>
+          </w:tcPr>
+          <w:p>
+            <w:pPr>
+              <w:spacing w:after="0" w:line="240" w:lineRule="auto"/>
+              <w:jc w:val="center"/>
+              <w:rPr>
+                <w:rFonts w:ascii="Arial" w:eastAsia="黑体" w:hAnsi="Arial" w:cs="Arial"/>
+                <w:sz w:val="20"/>
+                <w:szCs w:val="20"/>
+              </w:rPr>
+            </w:pPr>
+          </w:p>
+        </w:tc>
+        <w:tc>
+          <w:tcPr>
+            <w:tcW w:w="992" w:type="dxa"/>
+            <w:tcBorders>
+              <w:top w:val="single" w:sz="4" w:space="0" w:color="auto"/>
+              <w:left w:val="single" w:sz="4" w:space="0" w:color="auto"/>
+              <w:bottom w:val="single" w:sz="4" w:space="0" w:color="auto"/>
+              <w:right w:val="single" w:sz="4" w:space="0" w:color="auto"/>
+            </w:tcBorders>
+          </w:tcPr>
+          <w:p>
+            <w:pPr>
+              <w:spacing w:after="0" w:line="240" w:lineRule="auto"/>
+              <w:jc w:val="center"/>
+              <w:rPr>
+                <w:rFonts w:ascii="Arial" w:eastAsia="黑体" w:hAnsi="Arial" w:cs="Arial"/>
+                <w:sz w:val="20"/>
+                <w:szCs w:val="20"/>
+              </w:rPr>
+            </w:pPr>
+          </w:p>
+        </w:tc>
+        <w:tc>
+          <w:tcPr>
+            <w:tcW w:w="1134" w:type="dxa"/>
+            <w:vMerge/>
+            <w:tcBorders>
+              <w:left w:val="single" w:sz="4" w:space="0" w:color="auto"/>
+              <w:bottom w:val="single" w:sz="4" w:space="0" w:color="auto"/>
+              <w:right w:val="single" w:sz="4" w:space="0" w:color="auto"/>
+            </w:tcBorders>
+          </w:tcPr>
+          <w:p>
+            <w:pPr>
+              <w:spacing w:after="0" w:line="240" w:lineRule="auto"/>
+              <w:jc w:val="center"/>
+              <w:rPr>
+                <w:rFonts w:ascii="Arial" w:eastAsia="黑体" w:hAnsi="Arial" w:cs="Arial" w:hint="eastAsia"/>
+                <w:sz w:val="20"/>
+                <w:szCs w:val="20"/>
+              </w:rPr>
+            </w:pPr>
+          </w:p>
+        </w:tc>
+        <w:tc>
+          <w:tcPr>
+            <w:tcW w:w="993" w:type="dxa"/>
+            <w:tcBorders>
+              <w:top w:val="single" w:sz="4" w:space="0" w:color="auto"/>
+              <w:left w:val="single" w:sz="4" w:space="0" w:color="auto"/>
+              <w:bottom w:val="single" w:sz="4" w:space="0" w:color="auto"/>
+              <w:right w:val="single" w:sz="4" w:space="0" w:color="auto"/>
+            </w:tcBorders>
+          </w:tcPr>
+          <w:p>
+            <w:pPr>
+              <w:spacing w:after="0" w:line="240" w:lineRule="auto"/>
+              <w:jc w:val="center"/>
+              <w:rPr>
+                <w:rFonts w:ascii="Arial" w:eastAsia="黑体" w:hAnsi="Arial" w:cs="Arial" w:hint="eastAsia"/>
+                <w:sz w:val="20"/>
+                <w:szCs w:val="20"/>
+              </w:rPr>
+            </w:pPr>
+            <w:r>
+              <w:rPr>
+                <w:rFonts w:ascii="Arial" w:eastAsia="黑体" w:hAnsi="Arial" w:cs="Arial" w:hint="eastAsia"/>
+                <w:sz w:val="20"/>
+                <w:szCs w:val="20"/>
+              </w:rPr>
+              <w:t>7000</w:t>
+            </w:r>
+          </w:p>
+        </w:tc>
+        <w:tc>
+          <w:tcPr>
+            <w:tcW w:w="1134" w:type="dxa"/>
+            <w:tcBorders>
+              <w:top w:val="single" w:sz="4" w:space="0" w:color="auto"/>
+              <w:left w:val="single" w:sz="4" w:space="0" w:color="auto"/>
+              <w:bottom w:val="single" w:sz="4" w:space="0" w:color="auto"/>
+              <w:right w:val="single" w:sz="4" w:space="0" w:color="auto"/>
+            </w:tcBorders>
+          </w:tcPr>
+          <w:p>
+            <w:pPr>
+              <w:spacing w:after="0" w:line="240" w:lineRule="auto"/>
+              <w:jc w:val="center"/>
+              <w:rPr>
+                <w:rFonts w:ascii="Arial" w:eastAsia="黑体" w:hAnsi="Arial" w:cs="Arial"/>
+                <w:sz w:val="20"/>
+                <w:szCs w:val="20"/>
+              </w:rPr>
+            </w:pPr>
+          </w:p>
+        </w:tc>
+        <w:tc>
+          <w:tcPr>
+            <w:tcW w:w="992" w:type="dxa"/>
+            <w:tcBorders>
+              <w:top w:val="single" w:sz="4" w:space="0" w:color="auto"/>
+              <w:left w:val="single" w:sz="4" w:space="0" w:color="auto"/>
+              <w:bottom w:val="single" w:sz="4" w:space="0" w:color="auto"/>
+              <w:right w:val="single" w:sz="4" w:space="0" w:color="auto"/>
+            </w:tcBorders>
+          </w:tcPr>
+          <w:p>
+            <w:pPr>
+              <w:spacing w:after="0" w:line="240" w:lineRule="auto"/>
+              <w:jc w:val="center"/>
+              <w:rPr>
+                <w:rFonts w:ascii="Arial" w:eastAsia="黑体" w:hAnsi="Arial" w:cs="Arial"/>
+                <w:sz w:val="20"/>
+                <w:szCs w:val="20"/>
+              </w:rPr>
+            </w:pPr>
+          </w:p>
+        </w:tc>
+        <w:tc>
+          <w:tcPr>
+            <w:tcW w:w="1134" w:type="dxa"/>
             <w:tcBorders>
               <w:top w:val="single" w:sz="4" w:space="0" w:color="auto"/>
               <w:left w:val="single" w:sz="4" w:space="0" w:color="auto"/>
@@ -3458,7 +5018,7 @@
       <w:pPr>
         <w:spacing w:after="0" w:line="240" w:lineRule="auto"/>
         <w:rPr>
-          <w:rFonts w:ascii="Arial" w:eastAsia="黑体" w:hAnsi="Arial" w:cs="Arial" w:hint="eastAsia"/>
+          <w:rFonts w:ascii="Arial" w:eastAsia="黑体" w:hAnsi="Arial" w:cs="Arial"/>
           <w:sz w:val="10"/>
           <w:szCs w:val="10"/>
         </w:rPr>
@@ -3514,7 +5074,7 @@
         <w:spacing w:after="0" w:line="240" w:lineRule="auto"/>
         <w:jc w:val="both"/>
         <w:rPr>
-          <w:rFonts w:ascii="Arial" w:hAnsi="Arial" w:cs="Arial" w:hint="eastAsia"/>
+          <w:rFonts w:ascii="Arial" w:hAnsi="Arial" w:cs="Arial"/>
           <w:color w:val="000000" w:themeColor="text1"/>
           <w:sz w:val="10"/>
           <w:szCs w:val="10"/>
@@ -3553,7 +5113,7 @@
         <w:spacing w:after="0" w:line="240" w:lineRule="auto"/>
         <w:jc w:val="both"/>
         <w:rPr>
-          <w:rFonts w:ascii="Arial" w:hAnsi="Arial" w:cs="Arial" w:hint="eastAsia"/>
+          <w:rFonts w:ascii="Arial" w:hAnsi="Arial" w:cs="Arial"/>
           <w:color w:val="000000" w:themeColor="text1"/>
           <w:sz w:val="10"/>
           <w:szCs w:val="10"/>
@@ -4142,7 +5702,7 @@
               <w:spacing w:after="0" w:line="240" w:lineRule="auto"/>
               <w:jc w:val="both"/>
               <w:rPr>
-                <w:rFonts w:ascii="Arial" w:eastAsia="'宋体" w:hAnsi="Arial" w:cs="Arial" w:hint="eastAsia"/>
+                <w:rFonts w:ascii="Arial" w:eastAsia="'宋体" w:hAnsi="Arial" w:cs="Arial"/>
                 <w:sz w:val="18"/>
               </w:rPr>
             </w:pPr>
@@ -4242,7 +5802,7 @@
       <w:pPr>
         <w:spacing w:after="0" w:line="240" w:lineRule="auto"/>
         <w:rPr>
-          <w:rFonts w:ascii="Arial" w:eastAsia="黑体" w:hAnsi="Arial" w:cs="Arial" w:hint="eastAsia"/>
+          <w:rFonts w:ascii="Arial" w:eastAsia="黑体" w:hAnsi="Arial" w:cs="Arial"/>
           <w:sz w:val="18"/>
           <w:szCs w:val="18"/>
         </w:rPr>
@@ -4350,7 +5910,7 @@
             <w:suppressAutoHyphens/>
             <w:spacing w:line="166" w:lineRule="exact"/>
             <w:rPr>
-              <w:rFonts w:ascii="Arial Narrow" w:eastAsia="黑体" w:hAnsi="Arial Narrow" w:hint="eastAsia"/>
+              <w:rFonts w:ascii="Arial Narrow" w:eastAsia="黑体" w:hAnsi="Arial Narrow"/>
               <w:b/>
               <w:sz w:val="16"/>
               <w:szCs w:val="16"/>
@@ -5030,8 +6590,6 @@
               <w:szCs w:val="16"/>
             </w:rPr>
           </w:pPr>
-          <w:bookmarkStart w:id="0" w:name="OLE_LINK4"/>
-          <w:bookmarkStart w:id="1" w:name="OLE_LINK5"/>
           <w:r>
             <w:rPr>
               <w:rFonts w:ascii="Arial Narrow" w:hAnsi="Arial Narrow"/>
@@ -5113,18 +6671,7 @@
               <w:sz w:val="16"/>
               <w:szCs w:val="16"/>
             </w:rPr>
-            <w:t>(2)</w:t>
-          </w:r>
-          <w:bookmarkEnd w:id="0"/>
-          <w:bookmarkEnd w:id="1"/>
-          <w:r>
-            <w:rPr>
-              <w:rFonts w:ascii="Arial Narrow" w:hAnsi="Arial Narrow"/>
-              <w:b/>
-              <w:sz w:val="16"/>
-              <w:szCs w:val="16"/>
-            </w:rPr>
-            <w:t xml:space="preserve"> The results relate only to the Items tested.</w:t>
+            <w:t>(2) The results relate only to the Items tested.</w:t>
           </w:r>
         </w:p>
         <w:p>
@@ -6878,7 +8425,7 @@
           <w:pPr>
             <w:pStyle w:val="aa"/>
             <w:rPr>
-              <w:rFonts w:asciiTheme="minorEastAsia" w:eastAsiaTheme="minorEastAsia" w:hAnsiTheme="minorEastAsia" w:cs="Arial"/>
+              <w:rFonts w:asciiTheme="minorEastAsia" w:eastAsiaTheme="minorEastAsia" w:hAnsiTheme="minorEastAsia" w:cs="Arial" w:hint="eastAsia"/>
               <w:bCs/>
             </w:rPr>
           </w:pPr>
